--- a/Front Matter/Template/9_Front-Matter.docx
+++ b/Front Matter/Template/9_Front-Matter.docx
@@ -1703,15 +1703,7 @@
           <w:sz w:val="24"/>
           <w:szCs w:val="24"/>
         </w:rPr>
-        <w:t>A Madman’s Diary</w:t>
-      </w:r>
-      <w:r>
-        <w:rPr>
-          <w:rFonts w:ascii="Noto Serif SC" w:eastAsia="Noto Serif SC" w:hAnsi="Noto Serif SC" w:cs="Noto Serif"/>
-          <w:sz w:val="24"/>
-          <w:szCs w:val="24"/>
-        </w:rPr>
-        <w:t> in collaboration with the Peabody Opera Department and producer Tony Arnold. In 2015, he won the Youth-Prize in the Singapore International Competition for Chinese Orchestra Composition. In 2018, his voice and electronics piece </w:t>
+        <w:t>A Madman</w:t>
       </w:r>
       <w:r>
         <w:rPr>
@@ -1721,6 +1713,34 @@
           <w:sz w:val="24"/>
           <w:szCs w:val="24"/>
         </w:rPr>
+        <w:t>'</w:t>
+      </w:r>
+      <w:r>
+        <w:rPr>
+          <w:rFonts w:ascii="Noto Serif SC" w:eastAsia="Noto Serif SC" w:hAnsi="Noto Serif SC" w:cs="Noto Serif"/>
+          <w:i/>
+          <w:iCs/>
+          <w:sz w:val="24"/>
+          <w:szCs w:val="24"/>
+        </w:rPr>
+        <w:t>s Diary</w:t>
+      </w:r>
+      <w:r>
+        <w:rPr>
+          <w:rFonts w:ascii="Noto Serif SC" w:eastAsia="Noto Serif SC" w:hAnsi="Noto Serif SC" w:cs="Noto Serif"/>
+          <w:sz w:val="24"/>
+          <w:szCs w:val="24"/>
+        </w:rPr>
+        <w:t> in collaboration with the Peabody Opera Department and producer Tony Arnold. In 2015, he won the Youth-Prize in the Singapore International Competition for Chinese Orchestra Composition. In 2018, his voice and electronics piece </w:t>
+      </w:r>
+      <w:r>
+        <w:rPr>
+          <w:rFonts w:ascii="Noto Serif SC" w:eastAsia="Noto Serif SC" w:hAnsi="Noto Serif SC" w:cs="Noto Serif"/>
+          <w:i/>
+          <w:iCs/>
+          <w:sz w:val="24"/>
+          <w:szCs w:val="24"/>
+        </w:rPr>
         <w:t>Hear the Forest Sing</w:t>
       </w:r>
       <w:r>
@@ -1738,7 +1758,23 @@
           <w:sz w:val="24"/>
           <w:szCs w:val="24"/>
         </w:rPr>
-        <w:t>d’Ete</w:t>
+        <w:t>d</w:t>
+      </w:r>
+      <w:r>
+        <w:rPr>
+          <w:rFonts w:ascii="Noto Serif SC" w:eastAsia="Noto Serif SC" w:hAnsi="Noto Serif SC" w:cs="Noto Serif"/>
+          <w:sz w:val="24"/>
+          <w:szCs w:val="24"/>
+        </w:rPr>
+        <w:t>'</w:t>
+      </w:r>
+      <w:r>
+        <w:rPr>
+          <w:rFonts w:ascii="Noto Serif SC" w:eastAsia="Noto Serif SC" w:hAnsi="Noto Serif SC" w:cs="Noto Serif"/>
+          <w:sz w:val="24"/>
+          <w:szCs w:val="24"/>
+        </w:rPr>
+        <w:t>Ete</w:t>
       </w:r>
       <w:proofErr w:type="spellEnd"/>
       <w:r>
@@ -1747,7 +1783,55 @@
           <w:sz w:val="24"/>
           <w:szCs w:val="24"/>
         </w:rPr>
-        <w:t xml:space="preserve"> Competition and later that year he was conferred the Otto Ortmann Award in Composition. Jun An’s research interests are equally as eclectic and spans from Josquin’s chanson-motets, Lacanian feminism in Mozart’s Don Giovanni to topics on the Nanyang style. His current research project is in developing a music analytical paradigm using Jungian psychoanalysis. He is appointed Composition Subject Leader and Lecturer at the Singapore Raffles Music College.  </w:t>
+        <w:t xml:space="preserve"> Competition and later that year he was conferred the Otto Ortmann Award in Composition. Jun An</w:t>
+      </w:r>
+      <w:r>
+        <w:rPr>
+          <w:rFonts w:ascii="Noto Serif SC" w:eastAsia="Noto Serif SC" w:hAnsi="Noto Serif SC" w:cs="Noto Serif"/>
+          <w:sz w:val="24"/>
+          <w:szCs w:val="24"/>
+        </w:rPr>
+        <w:t>'</w:t>
+      </w:r>
+      <w:r>
+        <w:rPr>
+          <w:rFonts w:ascii="Noto Serif SC" w:eastAsia="Noto Serif SC" w:hAnsi="Noto Serif SC" w:cs="Noto Serif"/>
+          <w:sz w:val="24"/>
+          <w:szCs w:val="24"/>
+        </w:rPr>
+        <w:t>s research interests are equally as eclectic and spans from Josquin</w:t>
+      </w:r>
+      <w:r>
+        <w:rPr>
+          <w:rFonts w:ascii="Noto Serif SC" w:eastAsia="Noto Serif SC" w:hAnsi="Noto Serif SC" w:cs="Noto Serif"/>
+          <w:sz w:val="24"/>
+          <w:szCs w:val="24"/>
+        </w:rPr>
+        <w:t>'</w:t>
+      </w:r>
+      <w:r>
+        <w:rPr>
+          <w:rFonts w:ascii="Noto Serif SC" w:eastAsia="Noto Serif SC" w:hAnsi="Noto Serif SC" w:cs="Noto Serif"/>
+          <w:sz w:val="24"/>
+          <w:szCs w:val="24"/>
+        </w:rPr>
+        <w:t>s chanson-motets, Lacanian feminism in Mozart</w:t>
+      </w:r>
+      <w:r>
+        <w:rPr>
+          <w:rFonts w:ascii="Noto Serif SC" w:eastAsia="Noto Serif SC" w:hAnsi="Noto Serif SC" w:cs="Noto Serif"/>
+          <w:sz w:val="24"/>
+          <w:szCs w:val="24"/>
+        </w:rPr>
+        <w:t>'s</w:t>
+      </w:r>
+      <w:r>
+        <w:rPr>
+          <w:rFonts w:ascii="Noto Serif SC" w:eastAsia="Noto Serif SC" w:hAnsi="Noto Serif SC" w:cs="Noto Serif"/>
+          <w:sz w:val="24"/>
+          <w:szCs w:val="24"/>
+        </w:rPr>
+        <w:t xml:space="preserve"> Don Giovanni to topics on the Nanyang style. His current research project is in developing a music analytical paradigm using Jungian psychoanalysis. He is appointed Composition Subject Leader and Lecturer at the Singapore Raffles Music College.  </w:t>
       </w:r>
     </w:p>
     <w:p>
@@ -1849,7 +1933,6 @@
     <w:p>
       <w:pPr>
         <w:spacing w:after="640"/>
-        <w:jc w:val="right"/>
         <w:rPr>
           <w:rFonts w:ascii="Noto Serif SC" w:eastAsia="Noto Serif SC" w:hAnsi="Noto Serif SC" w:cs="Noto Serif"/>
           <w:b/>
@@ -2063,7 +2146,25 @@
           <w:szCs w:val="24"/>
           <w:lang w:val="en-US"/>
         </w:rPr>
-        <w:t xml:space="preserve"> is a traditional pavilion found on the island of Bali in Indonesian. The name “Bale </w:t>
+        <w:t xml:space="preserve"> is a traditional pavilion found on the island of Bali in Indonesian. The name </w:t>
+      </w:r>
+      <w:r>
+        <w:rPr>
+          <w:rFonts w:ascii="Noto Serif SC" w:eastAsia="Noto Serif SC" w:hAnsi="Noto Serif SC" w:cs="Noto Serif"/>
+          <w:sz w:val="24"/>
+          <w:szCs w:val="24"/>
+          <w:lang w:val="en-US"/>
+        </w:rPr>
+        <w:t>"</w:t>
+      </w:r>
+      <w:r>
+        <w:rPr>
+          <w:rFonts w:ascii="Noto Serif SC" w:eastAsia="Noto Serif SC" w:hAnsi="Noto Serif SC" w:cs="Noto Serif"/>
+          <w:sz w:val="24"/>
+          <w:szCs w:val="24"/>
+          <w:lang w:val="en-US"/>
+        </w:rPr>
+        <w:t xml:space="preserve">Bale </w:t>
       </w:r>
       <w:proofErr w:type="spellStart"/>
       <w:r>
@@ -2083,25 +2184,88 @@
           <w:szCs w:val="24"/>
           <w:lang w:val="en-US"/>
         </w:rPr>
-        <w:t xml:space="preserve">”, translated literally, would mean </w:t>
-      </w:r>
-      <w:r>
-        <w:rPr>
-          <w:rFonts w:ascii="Noto Serif SC" w:eastAsia="Noto Serif SC" w:hAnsi="Noto Serif SC" w:cs="Noto Serif"/>
-          <w:sz w:val="24"/>
-          <w:szCs w:val="24"/>
-          <w:lang w:val="en-US"/>
-        </w:rPr>
-        <w:t>“</w:t>
-      </w:r>
-      <w:r>
-        <w:rPr>
-          <w:rFonts w:ascii="Noto Serif SC" w:eastAsia="Noto Serif SC" w:hAnsi="Noto Serif SC" w:cs="Noto Serif"/>
-          <w:sz w:val="24"/>
-          <w:szCs w:val="24"/>
-          <w:lang w:val="en-US"/>
-        </w:rPr>
-        <w:t xml:space="preserve">thinking house” or “daydream house”. A </w:t>
+        <w:t>"</w:t>
+      </w:r>
+      <w:r>
+        <w:rPr>
+          <w:rFonts w:ascii="Noto Serif SC" w:eastAsia="Noto Serif SC" w:hAnsi="Noto Serif SC" w:cs="Noto Serif"/>
+          <w:sz w:val="24"/>
+          <w:szCs w:val="24"/>
+          <w:lang w:val="en-US"/>
+        </w:rPr>
+        <w:t xml:space="preserve">, translated literally, would mean </w:t>
+      </w:r>
+      <w:r>
+        <w:rPr>
+          <w:rFonts w:ascii="Noto Serif SC" w:eastAsia="Noto Serif SC" w:hAnsi="Noto Serif SC" w:cs="Noto Serif"/>
+          <w:sz w:val="24"/>
+          <w:szCs w:val="24"/>
+          <w:lang w:val="en-US"/>
+        </w:rPr>
+        <w:t>"</w:t>
+      </w:r>
+      <w:r>
+        <w:rPr>
+          <w:rFonts w:ascii="Noto Serif SC" w:eastAsia="Noto Serif SC" w:hAnsi="Noto Serif SC" w:cs="Noto Serif"/>
+          <w:sz w:val="24"/>
+          <w:szCs w:val="24"/>
+          <w:lang w:val="en-US"/>
+        </w:rPr>
+        <w:t>thinking house</w:t>
+      </w:r>
+      <w:r>
+        <w:rPr>
+          <w:rFonts w:ascii="Noto Serif SC" w:eastAsia="Noto Serif SC" w:hAnsi="Noto Serif SC" w:cs="Noto Serif"/>
+          <w:sz w:val="24"/>
+          <w:szCs w:val="24"/>
+          <w:lang w:val="en-US"/>
+        </w:rPr>
+        <w:t>"</w:t>
+      </w:r>
+      <w:r>
+        <w:rPr>
+          <w:rFonts w:ascii="Noto Serif SC" w:eastAsia="Noto Serif SC" w:hAnsi="Noto Serif SC" w:cs="Noto Serif"/>
+          <w:sz w:val="24"/>
+          <w:szCs w:val="24"/>
+          <w:lang w:val="en-US"/>
+        </w:rPr>
+        <w:t xml:space="preserve"> or </w:t>
+      </w:r>
+      <w:r>
+        <w:rPr>
+          <w:rFonts w:ascii="Noto Serif SC" w:eastAsia="Noto Serif SC" w:hAnsi="Noto Serif SC" w:cs="Noto Serif"/>
+          <w:sz w:val="24"/>
+          <w:szCs w:val="24"/>
+          <w:lang w:val="en-US"/>
+        </w:rPr>
+        <w:t>"</w:t>
+      </w:r>
+      <w:r>
+        <w:rPr>
+          <w:rFonts w:ascii="Noto Serif SC" w:eastAsia="Noto Serif SC" w:hAnsi="Noto Serif SC" w:cs="Noto Serif"/>
+          <w:sz w:val="24"/>
+          <w:szCs w:val="24"/>
+          <w:lang w:val="en-US"/>
+        </w:rPr>
+        <w:t>daydream house</w:t>
+      </w:r>
+      <w:r>
+        <w:rPr>
+          <w:rFonts w:ascii="Noto Serif SC" w:eastAsia="Noto Serif SC" w:hAnsi="Noto Serif SC" w:cs="Noto Serif"/>
+          <w:sz w:val="24"/>
+          <w:szCs w:val="24"/>
+          <w:lang w:val="en-US"/>
+        </w:rPr>
+        <w:t>"</w:t>
+      </w:r>
+      <w:r>
+        <w:rPr>
+          <w:rFonts w:ascii="Noto Serif SC" w:eastAsia="Noto Serif SC" w:hAnsi="Noto Serif SC" w:cs="Noto Serif"/>
+          <w:sz w:val="24"/>
+          <w:szCs w:val="24"/>
+          <w:lang w:val="en-US"/>
+        </w:rPr>
+        <w:t xml:space="preserve">. A </w:t>
       </w:r>
       <w:r>
         <w:rPr>

--- a/Front Matter/Template/9_Front-Matter.docx
+++ b/Front Matter/Template/9_Front-Matter.docx
@@ -1573,27 +1573,7 @@
           <w:szCs w:val="24"/>
           <w:lang w:val="en-US"/>
         </w:rPr>
-        <w:t xml:space="preserve"> 比赛中获得二等奖，同年获得 Otto </w:t>
-      </w:r>
-      <w:proofErr w:type="spellStart"/>
-      <w:r>
-        <w:rPr>
-          <w:rFonts w:ascii="Noto Serif SC" w:eastAsia="Noto Serif SC" w:hAnsi="Noto Serif SC" w:cs="Noto Serif"/>
-          <w:sz w:val="24"/>
-          <w:szCs w:val="24"/>
-          <w:lang w:val="en-US"/>
-        </w:rPr>
-        <w:t>Ortmann</w:t>
-      </w:r>
-      <w:proofErr w:type="spellEnd"/>
-      <w:r>
-        <w:rPr>
-          <w:rFonts w:ascii="Noto Serif SC" w:eastAsia="Noto Serif SC" w:hAnsi="Noto Serif SC" w:cs="Noto Serif"/>
-          <w:sz w:val="24"/>
-          <w:szCs w:val="24"/>
-          <w:lang w:val="en-US"/>
-        </w:rPr>
-        <w:t>曲奖。俊安的研究兴趣同样广泛且丰富，从Josquin 的香颂-经文歌、莫扎特的唐璜中的拉康女权主义，到南洋风的主题等。他目前的研究项目是使用荣格精神分析研发音乐分析范式。</w:t>
+        <w:t xml:space="preserve"> 比赛中获得二等奖，同年获得 Otto Ortmann曲奖。俊安的研究兴趣同样广泛且丰富，从Josquin 的香颂-经文歌、莫扎特的唐璜中的拉康女权主义，到南洋风的主题等。他目前的研究项目是使用荣格精神分析研发音乐分析范式。</w:t>
       </w:r>
     </w:p>
     <w:p>
@@ -2362,6 +2342,15 @@
         </w:rPr>
         <w:t>This piece won the Young Singaporean Composer Award at the Singapore International Competition for Chinese Orchestral Composition 2015.</w:t>
       </w:r>
+      <w:r>
+        <w:rPr>
+          <w:rFonts w:ascii="Noto Serif SC" w:eastAsia="Noto Serif SC" w:hAnsi="Noto Serif SC" w:cs="Noto Serif"/>
+          <w:sz w:val="24"/>
+          <w:szCs w:val="24"/>
+          <w:lang w:val="en-US"/>
+        </w:rPr>
+        <w:t xml:space="preserve"> </w:t>
+      </w:r>
     </w:p>
     <w:p>
       <w:pPr>
@@ -2837,6 +2826,88 @@
         </w:rPr>
         <w:t xml:space="preserve">1 </w:t>
       </w:r>
+      <w:r>
+        <w:rPr>
+          <w:rFonts w:ascii="Noto Serif SC" w:eastAsia="Noto Serif SC" w:hAnsi="Noto Serif SC" w:cs="Noto Serif"/>
+          <w:sz w:val="24"/>
+          <w:szCs w:val="24"/>
+          <w:lang w:val="en-US"/>
+        </w:rPr>
+        <w:t>Diyin Sheng</w:t>
+      </w:r>
+    </w:p>
+    <w:p>
+      <w:pPr>
+        <w:rPr>
+          <w:rFonts w:ascii="Noto Serif SC" w:eastAsia="Noto Serif SC" w:hAnsi="Noto Serif SC" w:cs="Noto Serif"/>
+          <w:sz w:val="24"/>
+          <w:szCs w:val="24"/>
+          <w:lang w:val="en-US"/>
+        </w:rPr>
+      </w:pPr>
+      <w:r>
+        <w:rPr>
+          <w:rFonts w:ascii="Noto Serif SC" w:eastAsia="Noto Serif SC" w:hAnsi="Noto Serif SC" w:cs="Noto Serif"/>
+          <w:sz w:val="24"/>
+          <w:szCs w:val="24"/>
+          <w:lang w:val="en-US"/>
+        </w:rPr>
+        <w:t>1</w:t>
+      </w:r>
+      <w:r>
+        <w:rPr>
+          <w:rFonts w:ascii="Noto Serif SC" w:eastAsia="Noto Serif SC" w:hAnsi="Noto Serif SC" w:cs="Noto Serif"/>
+          <w:sz w:val="24"/>
+          <w:szCs w:val="24"/>
+          <w:lang w:val="en-US"/>
+        </w:rPr>
+        <w:t xml:space="preserve"> </w:t>
+      </w:r>
+      <w:r>
+        <w:rPr>
+          <w:rFonts w:ascii="Noto Serif SC" w:eastAsia="Noto Serif SC" w:hAnsi="Noto Serif SC" w:cs="Noto Serif"/>
+          <w:sz w:val="24"/>
+          <w:szCs w:val="24"/>
+          <w:lang w:val="en-US"/>
+        </w:rPr>
+        <w:t>高音</w:t>
+      </w:r>
+      <w:r>
+        <w:rPr>
+          <w:rFonts w:ascii="Noto Serif SC" w:eastAsia="Noto Serif SC" w:hAnsi="Noto Serif SC" w:cs="Microsoft YaHei" w:hint="eastAsia"/>
+          <w:sz w:val="24"/>
+          <w:szCs w:val="24"/>
+          <w:lang w:val="en-US"/>
+        </w:rPr>
+        <w:t>唢呐</w:t>
+      </w:r>
+      <w:r>
+        <w:rPr>
+          <w:rFonts w:ascii="Noto Serif SC" w:eastAsia="Noto Serif SC" w:hAnsi="Noto Serif SC" w:cs="Noto Serif"/>
+          <w:sz w:val="24"/>
+          <w:szCs w:val="24"/>
+          <w:lang w:val="en-US"/>
+        </w:rPr>
+        <w:t xml:space="preserve"> </w:t>
+      </w:r>
+      <w:r>
+        <w:rPr>
+          <w:rFonts w:ascii="Noto Serif SC" w:eastAsia="Noto Serif SC" w:hAnsi="Noto Serif SC" w:cs="Noto Serif"/>
+          <w:sz w:val="24"/>
+          <w:szCs w:val="24"/>
+          <w:lang w:val="en-US"/>
+        </w:rPr>
+        <w:t>1</w:t>
+      </w:r>
+      <w:r>
+        <w:rPr>
+          <w:rFonts w:ascii="Noto Serif SC" w:eastAsia="Noto Serif SC" w:hAnsi="Noto Serif SC" w:cs="Noto Serif"/>
+          <w:sz w:val="24"/>
+          <w:szCs w:val="24"/>
+          <w:lang w:val="en-US"/>
+        </w:rPr>
+        <w:t xml:space="preserve"> </w:t>
+      </w:r>
       <w:proofErr w:type="spellStart"/>
       <w:r>
         <w:rPr>
@@ -2845,7 +2916,7 @@
           <w:szCs w:val="24"/>
           <w:lang w:val="en-US"/>
         </w:rPr>
-        <w:t>Diyin</w:t>
+        <w:t>Gaoyin</w:t>
       </w:r>
       <w:proofErr w:type="spellEnd"/>
       <w:r>
@@ -2855,7 +2926,179 @@
           <w:szCs w:val="24"/>
           <w:lang w:val="en-US"/>
         </w:rPr>
-        <w:t xml:space="preserve"> Sheng</w:t>
+        <w:t xml:space="preserve"> </w:t>
+      </w:r>
+      <w:proofErr w:type="spellStart"/>
+      <w:r>
+        <w:rPr>
+          <w:rFonts w:ascii="Noto Serif SC" w:eastAsia="Noto Serif SC" w:hAnsi="Noto Serif SC" w:cs="Noto Serif"/>
+          <w:sz w:val="24"/>
+          <w:szCs w:val="24"/>
+          <w:lang w:val="en-US"/>
+        </w:rPr>
+        <w:t>Suona</w:t>
+      </w:r>
+      <w:proofErr w:type="spellEnd"/>
+    </w:p>
+    <w:p>
+      <w:pPr>
+        <w:rPr>
+          <w:rFonts w:ascii="Noto Serif SC" w:eastAsia="Noto Serif SC" w:hAnsi="Noto Serif SC" w:cs="Noto Serif"/>
+          <w:sz w:val="24"/>
+          <w:szCs w:val="24"/>
+          <w:lang w:val="en-US"/>
+        </w:rPr>
+      </w:pPr>
+      <w:r>
+        <w:rPr>
+          <w:rFonts w:ascii="Noto Serif SC" w:eastAsia="Noto Serif SC" w:hAnsi="Noto Serif SC" w:cs="Noto Serif"/>
+          <w:sz w:val="24"/>
+          <w:szCs w:val="24"/>
+          <w:lang w:val="en-GB"/>
+        </w:rPr>
+        <w:t>2</w:t>
+      </w:r>
+      <w:r>
+        <w:rPr>
+          <w:rFonts w:ascii="Noto Serif SC" w:eastAsia="Noto Serif SC" w:hAnsi="Noto Serif SC" w:cs="Noto Serif"/>
+          <w:sz w:val="24"/>
+          <w:szCs w:val="24"/>
+          <w:lang w:val="en-GB"/>
+        </w:rPr>
+        <w:t xml:space="preserve"> </w:t>
+      </w:r>
+      <w:r>
+        <w:rPr>
+          <w:rFonts w:ascii="Noto Serif SC" w:eastAsia="Noto Serif SC" w:hAnsi="Noto Serif SC" w:cs="Noto Serif"/>
+          <w:sz w:val="24"/>
+          <w:szCs w:val="24"/>
+          <w:lang w:val="en-US"/>
+        </w:rPr>
+        <w:t>中音</w:t>
+      </w:r>
+      <w:r>
+        <w:rPr>
+          <w:rFonts w:ascii="Noto Serif SC" w:eastAsia="Noto Serif SC" w:hAnsi="Noto Serif SC" w:cs="Microsoft YaHei" w:hint="eastAsia"/>
+          <w:sz w:val="24"/>
+          <w:szCs w:val="24"/>
+          <w:lang w:val="en-US"/>
+        </w:rPr>
+        <w:t>唢呐</w:t>
+      </w:r>
+      <w:r>
+        <w:rPr>
+          <w:rFonts w:ascii="Noto Serif SC" w:eastAsia="Noto Serif SC" w:hAnsi="Noto Serif SC" w:cs="Noto Serif"/>
+          <w:sz w:val="24"/>
+          <w:szCs w:val="24"/>
+          <w:lang w:val="en-US"/>
+        </w:rPr>
+        <w:t xml:space="preserve"> </w:t>
+      </w:r>
+      <w:r>
+        <w:rPr>
+          <w:rFonts w:ascii="Noto Serif SC" w:eastAsia="Noto Serif SC" w:hAnsi="Noto Serif SC" w:cs="Noto Serif"/>
+          <w:sz w:val="24"/>
+          <w:szCs w:val="24"/>
+          <w:lang w:val="en-US"/>
+        </w:rPr>
+        <w:t>2</w:t>
+      </w:r>
+      <w:r>
+        <w:rPr>
+          <w:rFonts w:ascii="Noto Serif SC" w:eastAsia="Noto Serif SC" w:hAnsi="Noto Serif SC" w:cs="Noto Serif"/>
+          <w:sz w:val="24"/>
+          <w:szCs w:val="24"/>
+          <w:lang w:val="en-US"/>
+        </w:rPr>
+        <w:t xml:space="preserve"> </w:t>
+      </w:r>
+      <w:proofErr w:type="spellStart"/>
+      <w:r>
+        <w:rPr>
+          <w:rFonts w:ascii="Noto Serif SC" w:eastAsia="Noto Serif SC" w:hAnsi="Noto Serif SC" w:cs="Noto Serif"/>
+          <w:sz w:val="24"/>
+          <w:szCs w:val="24"/>
+          <w:lang w:val="en-US"/>
+        </w:rPr>
+        <w:t>Zhongyin</w:t>
+      </w:r>
+      <w:proofErr w:type="spellEnd"/>
+      <w:r>
+        <w:rPr>
+          <w:rFonts w:ascii="Noto Serif SC" w:eastAsia="Noto Serif SC" w:hAnsi="Noto Serif SC" w:cs="Noto Serif"/>
+          <w:sz w:val="24"/>
+          <w:szCs w:val="24"/>
+          <w:lang w:val="en-US"/>
+        </w:rPr>
+        <w:t xml:space="preserve"> </w:t>
+      </w:r>
+      <w:proofErr w:type="spellStart"/>
+      <w:r>
+        <w:rPr>
+          <w:rFonts w:ascii="Noto Serif SC" w:eastAsia="Noto Serif SC" w:hAnsi="Noto Serif SC" w:cs="Noto Serif"/>
+          <w:sz w:val="24"/>
+          <w:szCs w:val="24"/>
+          <w:lang w:val="en-US"/>
+        </w:rPr>
+        <w:t>Suona</w:t>
+      </w:r>
+      <w:proofErr w:type="spellEnd"/>
+    </w:p>
+    <w:p>
+      <w:pPr>
+        <w:rPr>
+          <w:rFonts w:ascii="Noto Serif SC" w:eastAsia="Noto Serif SC" w:hAnsi="Noto Serif SC" w:cs="Noto Serif"/>
+          <w:sz w:val="24"/>
+          <w:szCs w:val="24"/>
+          <w:lang w:val="en-US"/>
+        </w:rPr>
+      </w:pPr>
+      <w:r>
+        <w:rPr>
+          <w:rFonts w:ascii="Noto Serif SC" w:eastAsia="Noto Serif SC" w:hAnsi="Noto Serif SC" w:cs="Noto Serif"/>
+          <w:sz w:val="24"/>
+          <w:szCs w:val="24"/>
+          <w:lang w:val="en-US"/>
+        </w:rPr>
+        <w:t xml:space="preserve">1 </w:t>
+      </w:r>
+      <w:r>
+        <w:rPr>
+          <w:rFonts w:ascii="Noto Serif SC" w:eastAsia="Noto Serif SC" w:hAnsi="Noto Serif SC" w:cs="Noto Serif"/>
+          <w:sz w:val="24"/>
+          <w:szCs w:val="24"/>
+          <w:lang w:val="en-US"/>
+        </w:rPr>
+        <w:t xml:space="preserve">高音管 </w:t>
+      </w:r>
+      <w:r>
+        <w:rPr>
+          <w:rFonts w:ascii="Noto Serif SC" w:eastAsia="Noto Serif SC" w:hAnsi="Noto Serif SC" w:cs="Noto Serif"/>
+          <w:sz w:val="24"/>
+          <w:szCs w:val="24"/>
+          <w:lang w:val="en-US"/>
+        </w:rPr>
+        <w:t xml:space="preserve">1 </w:t>
+      </w:r>
+      <w:proofErr w:type="spellStart"/>
+      <w:r>
+        <w:rPr>
+          <w:rFonts w:ascii="Noto Serif SC" w:eastAsia="Noto Serif SC" w:hAnsi="Noto Serif SC" w:cs="Noto Serif"/>
+          <w:sz w:val="24"/>
+          <w:szCs w:val="24"/>
+          <w:lang w:val="en-US"/>
+        </w:rPr>
+        <w:t>Gaoyin</w:t>
+      </w:r>
+      <w:proofErr w:type="spellEnd"/>
+      <w:r>
+        <w:rPr>
+          <w:rFonts w:ascii="Noto Serif SC" w:eastAsia="Noto Serif SC" w:hAnsi="Noto Serif SC" w:cs="Noto Serif"/>
+          <w:sz w:val="24"/>
+          <w:szCs w:val="24"/>
+          <w:lang w:val="en-US"/>
+        </w:rPr>
+        <w:t xml:space="preserve"> Guan</w:t>
       </w:r>
     </w:p>
     <w:p>
@@ -2883,25 +3126,7 @@
           <w:szCs w:val="24"/>
           <w:lang w:val="en-US"/>
         </w:rPr>
-        <w:t>高音</w:t>
-      </w:r>
-      <w:r>
-        <w:rPr>
-          <w:rFonts w:ascii="Noto Serif SC" w:eastAsia="Noto Serif SC" w:hAnsi="Noto Serif SC" w:cs="Microsoft YaHei" w:hint="eastAsia"/>
-          <w:sz w:val="24"/>
-          <w:szCs w:val="24"/>
-          <w:lang w:val="en-US"/>
-        </w:rPr>
-        <w:t>唢呐</w:t>
-      </w:r>
-      <w:r>
-        <w:rPr>
-          <w:rFonts w:ascii="Noto Serif SC" w:eastAsia="Noto Serif SC" w:hAnsi="Noto Serif SC" w:cs="Noto Serif"/>
-          <w:sz w:val="24"/>
-          <w:szCs w:val="24"/>
-          <w:lang w:val="en-US"/>
-        </w:rPr>
-        <w:t xml:space="preserve"> </w:t>
+        <w:t xml:space="preserve">加键低音管 </w:t>
       </w:r>
       <w:r>
         <w:rPr>
@@ -2912,100 +3137,6 @@
         </w:rPr>
         <w:t xml:space="preserve">2 </w:t>
       </w:r>
-      <w:proofErr w:type="spellStart"/>
-      <w:r>
-        <w:rPr>
-          <w:rFonts w:ascii="Noto Serif SC" w:eastAsia="Noto Serif SC" w:hAnsi="Noto Serif SC" w:cs="Noto Serif"/>
-          <w:sz w:val="24"/>
-          <w:szCs w:val="24"/>
-          <w:lang w:val="en-US"/>
-        </w:rPr>
-        <w:t>Gaoyin</w:t>
-      </w:r>
-      <w:proofErr w:type="spellEnd"/>
-      <w:r>
-        <w:rPr>
-          <w:rFonts w:ascii="Noto Serif SC" w:eastAsia="Noto Serif SC" w:hAnsi="Noto Serif SC" w:cs="Noto Serif"/>
-          <w:sz w:val="24"/>
-          <w:szCs w:val="24"/>
-          <w:lang w:val="en-US"/>
-        </w:rPr>
-        <w:t xml:space="preserve"> </w:t>
-      </w:r>
-      <w:proofErr w:type="spellStart"/>
-      <w:r>
-        <w:rPr>
-          <w:rFonts w:ascii="Noto Serif SC" w:eastAsia="Noto Serif SC" w:hAnsi="Noto Serif SC" w:cs="Noto Serif"/>
-          <w:sz w:val="24"/>
-          <w:szCs w:val="24"/>
-          <w:lang w:val="en-US"/>
-        </w:rPr>
-        <w:t>Suona</w:t>
-      </w:r>
-      <w:proofErr w:type="spellEnd"/>
-    </w:p>
-    <w:p>
-      <w:pPr>
-        <w:rPr>
-          <w:rFonts w:ascii="Noto Serif SC" w:eastAsia="Noto Serif SC" w:hAnsi="Noto Serif SC" w:cs="Noto Serif"/>
-          <w:sz w:val="24"/>
-          <w:szCs w:val="24"/>
-          <w:lang w:val="en-US"/>
-        </w:rPr>
-      </w:pPr>
-      <w:r>
-        <w:rPr>
-          <w:rFonts w:ascii="Noto Serif SC" w:eastAsia="Noto Serif SC" w:hAnsi="Noto Serif SC" w:cs="Noto Serif"/>
-          <w:sz w:val="24"/>
-          <w:szCs w:val="24"/>
-          <w:lang w:val="en-GB"/>
-        </w:rPr>
-        <w:t xml:space="preserve">1 </w:t>
-      </w:r>
-      <w:r>
-        <w:rPr>
-          <w:rFonts w:ascii="Noto Serif SC" w:eastAsia="Noto Serif SC" w:hAnsi="Noto Serif SC" w:cs="Noto Serif"/>
-          <w:sz w:val="24"/>
-          <w:szCs w:val="24"/>
-        </w:rPr>
-        <w:t>加鍵</w:t>
-      </w:r>
-      <w:r>
-        <w:rPr>
-          <w:rFonts w:ascii="Noto Serif SC" w:eastAsia="Noto Serif SC" w:hAnsi="Noto Serif SC" w:cs="Noto Serif"/>
-          <w:sz w:val="24"/>
-          <w:szCs w:val="24"/>
-          <w:lang w:val="en-US"/>
-        </w:rPr>
-        <w:t>中音</w:t>
-      </w:r>
-      <w:r>
-        <w:rPr>
-          <w:rFonts w:ascii="Noto Serif SC" w:eastAsia="Noto Serif SC" w:hAnsi="Noto Serif SC" w:cs="Microsoft YaHei" w:hint="eastAsia"/>
-          <w:sz w:val="24"/>
-          <w:szCs w:val="24"/>
-          <w:lang w:val="en-US"/>
-        </w:rPr>
-        <w:t>唢呐</w:t>
-      </w:r>
-      <w:r>
-        <w:rPr>
-          <w:rFonts w:ascii="Noto Serif SC" w:eastAsia="Noto Serif SC" w:hAnsi="Noto Serif SC" w:cs="Noto Serif"/>
-          <w:sz w:val="24"/>
-          <w:szCs w:val="24"/>
-          <w:lang w:val="en-US"/>
-        </w:rPr>
-        <w:t xml:space="preserve"> </w:t>
-      </w:r>
-      <w:r>
-        <w:rPr>
-          <w:rFonts w:ascii="Noto Serif SC" w:eastAsia="Noto Serif SC" w:hAnsi="Noto Serif SC" w:cs="Noto Serif"/>
-          <w:sz w:val="24"/>
-          <w:szCs w:val="24"/>
-          <w:lang w:val="en-US"/>
-        </w:rPr>
-        <w:t xml:space="preserve">1 </w:t>
-      </w:r>
       <w:r>
         <w:rPr>
           <w:rFonts w:ascii="Noto Serif SC" w:eastAsia="Noto Serif SC" w:hAnsi="Noto Serif SC" w:cs="Noto Serif"/>
@@ -3022,170 +3153,7 @@
           <w:szCs w:val="24"/>
           <w:lang w:val="en-US"/>
         </w:rPr>
-        <w:t xml:space="preserve"> </w:t>
-      </w:r>
-      <w:proofErr w:type="spellStart"/>
-      <w:r>
-        <w:rPr>
-          <w:rFonts w:ascii="Noto Serif SC" w:eastAsia="Noto Serif SC" w:hAnsi="Noto Serif SC" w:cs="Noto Serif"/>
-          <w:sz w:val="24"/>
-          <w:szCs w:val="24"/>
-          <w:lang w:val="en-US"/>
-        </w:rPr>
-        <w:t>Zhongyin</w:t>
-      </w:r>
-      <w:proofErr w:type="spellEnd"/>
-      <w:r>
-        <w:rPr>
-          <w:rFonts w:ascii="Noto Serif SC" w:eastAsia="Noto Serif SC" w:hAnsi="Noto Serif SC" w:cs="Noto Serif"/>
-          <w:sz w:val="24"/>
-          <w:szCs w:val="24"/>
-          <w:lang w:val="en-US"/>
-        </w:rPr>
-        <w:t xml:space="preserve"> </w:t>
-      </w:r>
-      <w:proofErr w:type="spellStart"/>
-      <w:r>
-        <w:rPr>
-          <w:rFonts w:ascii="Noto Serif SC" w:eastAsia="Noto Serif SC" w:hAnsi="Noto Serif SC" w:cs="Noto Serif"/>
-          <w:sz w:val="24"/>
-          <w:szCs w:val="24"/>
-          <w:lang w:val="en-US"/>
-        </w:rPr>
-        <w:t>Suona</w:t>
-      </w:r>
-      <w:proofErr w:type="spellEnd"/>
-    </w:p>
-    <w:p>
-      <w:pPr>
-        <w:rPr>
-          <w:rFonts w:ascii="Noto Serif SC" w:eastAsia="Noto Serif SC" w:hAnsi="Noto Serif SC" w:cs="Noto Serif"/>
-          <w:sz w:val="24"/>
-          <w:szCs w:val="24"/>
-          <w:lang w:val="en-US"/>
-        </w:rPr>
-      </w:pPr>
-      <w:r>
-        <w:rPr>
-          <w:rFonts w:ascii="Noto Serif SC" w:eastAsia="Noto Serif SC" w:hAnsi="Noto Serif SC" w:cs="Noto Serif"/>
-          <w:sz w:val="24"/>
-          <w:szCs w:val="24"/>
-          <w:lang w:val="en-US"/>
-        </w:rPr>
-        <w:t xml:space="preserve">1 </w:t>
-      </w:r>
-      <w:r>
-        <w:rPr>
-          <w:rFonts w:ascii="Noto Serif SC" w:eastAsia="Noto Serif SC" w:hAnsi="Noto Serif SC" w:cs="Noto Serif"/>
-          <w:sz w:val="24"/>
-          <w:szCs w:val="24"/>
-          <w:lang w:val="en-US"/>
-        </w:rPr>
-        <w:t xml:space="preserve">高音管 </w:t>
-      </w:r>
-      <w:r>
-        <w:rPr>
-          <w:rFonts w:ascii="Noto Serif SC" w:eastAsia="Noto Serif SC" w:hAnsi="Noto Serif SC" w:cs="Noto Serif"/>
-          <w:sz w:val="24"/>
-          <w:szCs w:val="24"/>
-          <w:lang w:val="en-US"/>
-        </w:rPr>
-        <w:t xml:space="preserve">1 </w:t>
-      </w:r>
-      <w:proofErr w:type="spellStart"/>
-      <w:r>
-        <w:rPr>
-          <w:rFonts w:ascii="Noto Serif SC" w:eastAsia="Noto Serif SC" w:hAnsi="Noto Serif SC" w:cs="Noto Serif"/>
-          <w:sz w:val="24"/>
-          <w:szCs w:val="24"/>
-          <w:lang w:val="en-US"/>
-        </w:rPr>
-        <w:t>Gaoyin</w:t>
-      </w:r>
-      <w:proofErr w:type="spellEnd"/>
-      <w:r>
-        <w:rPr>
-          <w:rFonts w:ascii="Noto Serif SC" w:eastAsia="Noto Serif SC" w:hAnsi="Noto Serif SC" w:cs="Noto Serif"/>
-          <w:sz w:val="24"/>
-          <w:szCs w:val="24"/>
-          <w:lang w:val="en-US"/>
-        </w:rPr>
-        <w:t xml:space="preserve"> Guan</w:t>
-      </w:r>
-    </w:p>
-    <w:p>
-      <w:pPr>
-        <w:rPr>
-          <w:rFonts w:ascii="Noto Serif SC" w:eastAsia="Noto Serif SC" w:hAnsi="Noto Serif SC" w:cs="Noto Serif"/>
-          <w:sz w:val="24"/>
-          <w:szCs w:val="24"/>
-          <w:lang w:val="en-US"/>
-        </w:rPr>
-      </w:pPr>
-      <w:r>
-        <w:rPr>
-          <w:rFonts w:ascii="Noto Serif SC" w:eastAsia="Noto Serif SC" w:hAnsi="Noto Serif SC" w:cs="Noto Serif"/>
-          <w:sz w:val="24"/>
-          <w:szCs w:val="24"/>
-          <w:lang w:val="en-US"/>
-        </w:rPr>
-        <w:t xml:space="preserve">2 </w:t>
-      </w:r>
-      <w:r>
-        <w:rPr>
-          <w:rFonts w:ascii="Noto Serif SC" w:eastAsia="Noto Serif SC" w:hAnsi="Noto Serif SC" w:cs="Noto Serif"/>
-          <w:sz w:val="24"/>
-          <w:szCs w:val="24"/>
-          <w:lang w:val="en-US"/>
-        </w:rPr>
-        <w:t xml:space="preserve">加键低音管 </w:t>
-      </w:r>
-      <w:r>
-        <w:rPr>
-          <w:rFonts w:ascii="Noto Serif SC" w:eastAsia="Noto Serif SC" w:hAnsi="Noto Serif SC" w:cs="Noto Serif"/>
-          <w:sz w:val="24"/>
-          <w:szCs w:val="24"/>
-          <w:lang w:val="en-US"/>
-        </w:rPr>
-        <w:t xml:space="preserve">2 </w:t>
-      </w:r>
-      <w:r>
-        <w:rPr>
-          <w:rFonts w:ascii="Noto Serif SC" w:eastAsia="Noto Serif SC" w:hAnsi="Noto Serif SC" w:cs="Noto Serif"/>
-          <w:sz w:val="24"/>
-          <w:szCs w:val="24"/>
-          <w:lang w:val="en-US"/>
-        </w:rPr>
-        <w:t>Keyed</w:t>
-      </w:r>
-      <w:r>
-        <w:rPr>
-          <w:rFonts w:ascii="Noto Serif SC" w:eastAsia="Noto Serif SC" w:hAnsi="Noto Serif SC" w:cs="Noto Serif"/>
-          <w:sz w:val="24"/>
-          <w:szCs w:val="24"/>
-          <w:lang w:val="en-US"/>
-        </w:rPr>
-        <w:t xml:space="preserve"> </w:t>
-      </w:r>
-      <w:proofErr w:type="spellStart"/>
-      <w:r>
-        <w:rPr>
-          <w:rFonts w:ascii="Noto Serif SC" w:eastAsia="Noto Serif SC" w:hAnsi="Noto Serif SC" w:cs="Noto Serif"/>
-          <w:sz w:val="24"/>
-          <w:szCs w:val="24"/>
-          <w:lang w:val="en-US"/>
-        </w:rPr>
-        <w:t>Diyin</w:t>
-      </w:r>
-      <w:proofErr w:type="spellEnd"/>
-      <w:r>
-        <w:rPr>
-          <w:rFonts w:ascii="Noto Serif SC" w:eastAsia="Noto Serif SC" w:hAnsi="Noto Serif SC" w:cs="Noto Serif"/>
-          <w:sz w:val="24"/>
-          <w:szCs w:val="24"/>
-          <w:lang w:val="en-US"/>
-        </w:rPr>
-        <w:t xml:space="preserve"> Guan</w:t>
+        <w:t xml:space="preserve"> Diyin Guan</w:t>
       </w:r>
     </w:p>
     <w:p>

--- a/Front Matter/Template/9_Front-Matter.docx
+++ b/Front Matter/Template/9_Front-Matter.docx
@@ -1573,7 +1573,27 @@
           <w:szCs w:val="24"/>
           <w:lang w:val="en-US"/>
         </w:rPr>
-        <w:t xml:space="preserve"> 比赛中获得二等奖，同年获得 Otto Ortmann曲奖。俊安的研究兴趣同样广泛且丰富，从Josquin 的香颂-经文歌、莫扎特的唐璜中的拉康女权主义，到南洋风的主题等。他目前的研究项目是使用荣格精神分析研发音乐分析范式。</w:t>
+        <w:t xml:space="preserve"> 比赛中获得二等奖，同年获得 Otto </w:t>
+      </w:r>
+      <w:proofErr w:type="spellStart"/>
+      <w:r>
+        <w:rPr>
+          <w:rFonts w:ascii="Noto Serif SC" w:eastAsia="Noto Serif SC" w:hAnsi="Noto Serif SC" w:cs="Noto Serif"/>
+          <w:sz w:val="24"/>
+          <w:szCs w:val="24"/>
+          <w:lang w:val="en-US"/>
+        </w:rPr>
+        <w:t>Ortmann</w:t>
+      </w:r>
+      <w:proofErr w:type="spellEnd"/>
+      <w:r>
+        <w:rPr>
+          <w:rFonts w:ascii="Noto Serif SC" w:eastAsia="Noto Serif SC" w:hAnsi="Noto Serif SC" w:cs="Noto Serif"/>
+          <w:sz w:val="24"/>
+          <w:szCs w:val="24"/>
+          <w:lang w:val="en-US"/>
+        </w:rPr>
+        <w:t>曲奖。俊安的研究兴趣同样广泛且丰富，从Josquin 的香颂-经文歌、莫扎特的唐璜中的拉康女权主义，到南洋风的主题等。他目前的研究项目是使用荣格精神分析研发音乐分析范式。</w:t>
       </w:r>
     </w:p>
     <w:p>
@@ -3117,54 +3137,74 @@
           <w:szCs w:val="24"/>
           <w:lang w:val="en-US"/>
         </w:rPr>
+        <w:t>2</w:t>
+      </w:r>
+      <w:r>
+        <w:rPr>
+          <w:rFonts w:ascii="Noto Serif SC" w:eastAsia="Noto Serif SC" w:hAnsi="Noto Serif SC" w:cs="Noto Serif"/>
+          <w:sz w:val="24"/>
+          <w:szCs w:val="24"/>
+          <w:lang w:val="en-US"/>
+        </w:rPr>
+        <w:t xml:space="preserve">低音管 </w:t>
+      </w:r>
+      <w:r>
+        <w:rPr>
+          <w:rFonts w:ascii="Noto Serif SC" w:eastAsia="Noto Serif SC" w:hAnsi="Noto Serif SC" w:cs="Noto Serif"/>
+          <w:sz w:val="24"/>
+          <w:szCs w:val="24"/>
+          <w:lang w:val="en-US"/>
+        </w:rPr>
         <w:t xml:space="preserve">2 </w:t>
       </w:r>
-      <w:r>
-        <w:rPr>
-          <w:rFonts w:ascii="Noto Serif SC" w:eastAsia="Noto Serif SC" w:hAnsi="Noto Serif SC" w:cs="Noto Serif"/>
-          <w:sz w:val="24"/>
-          <w:szCs w:val="24"/>
-          <w:lang w:val="en-US"/>
-        </w:rPr>
-        <w:t xml:space="preserve">加键低音管 </w:t>
-      </w:r>
-      <w:r>
-        <w:rPr>
-          <w:rFonts w:ascii="Noto Serif SC" w:eastAsia="Noto Serif SC" w:hAnsi="Noto Serif SC" w:cs="Noto Serif"/>
-          <w:sz w:val="24"/>
-          <w:szCs w:val="24"/>
-          <w:lang w:val="en-US"/>
-        </w:rPr>
-        <w:t xml:space="preserve">2 </w:t>
-      </w:r>
-      <w:r>
-        <w:rPr>
-          <w:rFonts w:ascii="Noto Serif SC" w:eastAsia="Noto Serif SC" w:hAnsi="Noto Serif SC" w:cs="Noto Serif"/>
-          <w:sz w:val="24"/>
-          <w:szCs w:val="24"/>
-          <w:lang w:val="en-US"/>
-        </w:rPr>
-        <w:t>Keyed</w:t>
-      </w:r>
-      <w:r>
-        <w:rPr>
-          <w:rFonts w:ascii="Noto Serif SC" w:eastAsia="Noto Serif SC" w:hAnsi="Noto Serif SC" w:cs="Noto Serif"/>
-          <w:sz w:val="24"/>
-          <w:szCs w:val="24"/>
-          <w:lang w:val="en-US"/>
-        </w:rPr>
-        <w:t xml:space="preserve"> Diyin Guan</w:t>
-      </w:r>
-    </w:p>
-    <w:p>
-      <w:pPr>
-        <w:rPr>
-          <w:rFonts w:ascii="Noto Serif SC" w:eastAsia="Noto Serif SC" w:hAnsi="Noto Serif SC" w:cs="Noto Serif"/>
-          <w:sz w:val="24"/>
-          <w:szCs w:val="24"/>
-          <w:lang w:val="en-US"/>
-        </w:rPr>
-      </w:pPr>
+      <w:proofErr w:type="spellStart"/>
+      <w:r>
+        <w:rPr>
+          <w:rFonts w:ascii="Noto Serif SC" w:eastAsia="Noto Serif SC" w:hAnsi="Noto Serif SC" w:cs="Noto Serif"/>
+          <w:sz w:val="24"/>
+          <w:szCs w:val="24"/>
+          <w:lang w:val="en-US"/>
+        </w:rPr>
+        <w:t>Diyin</w:t>
+      </w:r>
+      <w:proofErr w:type="spellEnd"/>
+      <w:r>
+        <w:rPr>
+          <w:rFonts w:ascii="Noto Serif SC" w:eastAsia="Noto Serif SC" w:hAnsi="Noto Serif SC" w:cs="Noto Serif"/>
+          <w:sz w:val="24"/>
+          <w:szCs w:val="24"/>
+          <w:lang w:val="en-US"/>
+        </w:rPr>
+        <w:t xml:space="preserve"> Guan</w:t>
+      </w:r>
+    </w:p>
+    <w:p>
+      <w:pPr>
+        <w:rPr>
+          <w:rFonts w:ascii="Noto Serif SC" w:eastAsia="Noto Serif SC" w:hAnsi="Noto Serif SC" w:cs="Noto Serif"/>
+          <w:sz w:val="24"/>
+          <w:szCs w:val="24"/>
+          <w:lang w:val="en-US"/>
+        </w:rPr>
+      </w:pPr>
+      <w:r>
+        <w:rPr>
+          <w:rFonts w:ascii="Noto Serif SC" w:eastAsia="Noto Serif SC" w:hAnsi="Noto Serif SC" w:cs="Noto Serif"/>
+          <w:sz w:val="24"/>
+          <w:szCs w:val="24"/>
+          <w:lang w:val="en-US"/>
+        </w:rPr>
+        <w:t>1</w:t>
+      </w:r>
+      <w:r>
+        <w:rPr>
+          <w:rFonts w:ascii="Noto Serif SC" w:eastAsia="Noto Serif SC" w:hAnsi="Noto Serif SC" w:cs="Noto Serif"/>
+          <w:sz w:val="24"/>
+          <w:szCs w:val="24"/>
+          <w:lang w:val="en-US"/>
+        </w:rPr>
+        <w:t xml:space="preserve">倍低音管 </w:t>
+      </w:r>
       <w:r>
         <w:rPr>
           <w:rFonts w:ascii="Noto Serif SC" w:eastAsia="Noto Serif SC" w:hAnsi="Noto Serif SC" w:cs="Noto Serif"/>
@@ -3173,42 +3213,6 @@
           <w:lang w:val="en-US"/>
         </w:rPr>
         <w:t xml:space="preserve">1 </w:t>
-      </w:r>
-      <w:r>
-        <w:rPr>
-          <w:rFonts w:ascii="Noto Serif SC" w:eastAsia="Noto Serif SC" w:hAnsi="Noto Serif SC" w:cs="Noto Serif"/>
-          <w:sz w:val="24"/>
-          <w:szCs w:val="24"/>
-          <w:lang w:val="en-US"/>
-        </w:rPr>
-        <w:t xml:space="preserve">加键倍低音管 </w:t>
-      </w:r>
-      <w:r>
-        <w:rPr>
-          <w:rFonts w:ascii="Noto Serif SC" w:eastAsia="Noto Serif SC" w:hAnsi="Noto Serif SC" w:cs="Noto Serif"/>
-          <w:sz w:val="24"/>
-          <w:szCs w:val="24"/>
-          <w:lang w:val="en-US"/>
-        </w:rPr>
-        <w:t xml:space="preserve">1 </w:t>
-      </w:r>
-      <w:r>
-        <w:rPr>
-          <w:rFonts w:ascii="Noto Serif SC" w:eastAsia="Noto Serif SC" w:hAnsi="Noto Serif SC" w:cs="Noto Serif"/>
-          <w:sz w:val="24"/>
-          <w:szCs w:val="24"/>
-          <w:lang w:val="en-US"/>
-        </w:rPr>
-        <w:t>Keyed</w:t>
-      </w:r>
-      <w:r>
-        <w:rPr>
-          <w:rFonts w:ascii="Noto Serif SC" w:eastAsia="Noto Serif SC" w:hAnsi="Noto Serif SC" w:cs="Noto Serif"/>
-          <w:sz w:val="24"/>
-          <w:szCs w:val="24"/>
-          <w:lang w:val="en-US"/>
-        </w:rPr>
-        <w:t xml:space="preserve"> </w:t>
       </w:r>
       <w:proofErr w:type="spellStart"/>
       <w:r>

--- a/Front Matter/Template/9_Front-Matter.docx
+++ b/Front Matter/Template/9_Front-Matter.docx
@@ -20,8 +20,8 @@
         <w:rPr>
           <w:rFonts w:ascii="Noto Serif SC" w:eastAsia="Noto Serif SC" w:hAnsi="Noto Serif SC" w:cs="Noto Serif"/>
           <w:b/>
-          <w:sz w:val="60"/>
-          <w:szCs w:val="60"/>
+          <w:sz w:val="120"/>
+          <w:szCs w:val="120"/>
           <w:lang w:val="en-US" w:eastAsia="zh-TW"/>
         </w:rPr>
       </w:pPr>
@@ -29,8 +29,8 @@
         <w:rPr>
           <w:rFonts w:ascii="Noto Serif SC" w:eastAsia="Noto Serif SC" w:hAnsi="Noto Serif SC" w:cs="Noto Serif" w:hint="eastAsia"/>
           <w:b/>
-          <w:sz w:val="60"/>
-          <w:szCs w:val="60"/>
+          <w:sz w:val="120"/>
+          <w:szCs w:val="120"/>
           <w:lang w:val="en-US"/>
         </w:rPr>
         <w:t>梦亭</w:t>
@@ -74,16 +74,16 @@
         <w:jc w:val="right"/>
         <w:rPr>
           <w:rFonts w:ascii="Noto Serif SC" w:eastAsia="Noto Serif SC" w:hAnsi="Noto Serif SC" w:cs="Noto Serif"/>
-          <w:sz w:val="36"/>
-          <w:szCs w:val="72"/>
+          <w:sz w:val="40"/>
+          <w:szCs w:val="40"/>
           <w:lang w:val="en-US"/>
         </w:rPr>
       </w:pPr>
       <w:r>
         <w:rPr>
           <w:rFonts w:ascii="Noto Serif SC" w:eastAsia="Noto Serif SC" w:hAnsi="Noto Serif SC" w:cs="Noto Serif" w:hint="eastAsia"/>
-          <w:sz w:val="36"/>
-          <w:szCs w:val="72"/>
+          <w:sz w:val="40"/>
+          <w:szCs w:val="40"/>
         </w:rPr>
         <w:t>为华乐团而作</w:t>
       </w:r>
@@ -126,16 +126,16 @@
         <w:jc w:val="right"/>
         <w:rPr>
           <w:rFonts w:ascii="Noto Serif SC" w:eastAsia="Noto Serif SC" w:hAnsi="Noto Serif SC" w:cs="Noto Serif"/>
-          <w:sz w:val="44"/>
-          <w:szCs w:val="144"/>
+          <w:sz w:val="60"/>
+          <w:szCs w:val="60"/>
           <w:lang w:val="en-GB"/>
         </w:rPr>
       </w:pPr>
       <w:r>
         <w:rPr>
           <w:rFonts w:ascii="Noto Serif SC" w:eastAsia="Noto Serif SC" w:hAnsi="Noto Serif SC" w:cs="Noto Serif" w:hint="eastAsia"/>
-          <w:sz w:val="44"/>
-          <w:szCs w:val="144"/>
+          <w:sz w:val="60"/>
+          <w:szCs w:val="60"/>
         </w:rPr>
         <w:t>周俊安</w:t>
       </w:r>
@@ -751,21 +751,107 @@
     </w:p>
     <w:p>
       <w:pPr>
+        <w:spacing w:after="400"/>
         <w:jc w:val="right"/>
-        <w:rPr>
-          <w:rFonts w:ascii="Noto Serif SC" w:eastAsia="Noto Serif SC" w:hAnsi="Noto Serif SC" w:cs="Noto Serif"/>
-          <w:sz w:val="24"/>
-          <w:szCs w:val="48"/>
-        </w:rPr>
-      </w:pPr>
-      <w:r>
         <w:rPr>
           <w:rFonts w:ascii="Noto Serif SC" w:eastAsia="Noto Serif SC" w:hAnsi="Noto Serif SC" w:cs="Noto Serif"/>
           <w:sz w:val="40"/>
           <w:szCs w:val="96"/>
         </w:rPr>
+      </w:pPr>
+      <w:r>
+        <w:rPr>
+          <w:rFonts w:ascii="Noto Serif SC" w:eastAsia="Noto Serif SC" w:hAnsi="Noto Serif SC" w:cs="Noto Serif"/>
+          <w:sz w:val="40"/>
+          <w:szCs w:val="96"/>
+        </w:rPr>
         <w:t>Chew Jun An</w:t>
       </w:r>
+    </w:p>
+    <w:p>
+      <w:pPr>
+        <w:spacing w:after="400"/>
+        <w:jc w:val="right"/>
+        <w:rPr>
+          <w:rFonts w:ascii="Noto Serif SC" w:eastAsia="Noto Serif SC" w:hAnsi="Noto Serif SC" w:cs="Noto Serif"/>
+          <w:sz w:val="32"/>
+          <w:szCs w:val="32"/>
+          <w:lang w:val="en-US"/>
+        </w:rPr>
+      </w:pPr>
+      <w:r>
+        <w:rPr>
+          <w:rFonts w:ascii="Noto Serif SC" w:eastAsia="Noto Serif SC" w:hAnsi="Noto Serif SC" w:cs="Noto Serif"/>
+          <w:sz w:val="32"/>
+          <w:szCs w:val="32"/>
+          <w:lang w:val="en-US"/>
+        </w:rPr>
+        <w:t>(201</w:t>
+      </w:r>
+      <w:r>
+        <w:rPr>
+          <w:rFonts w:ascii="Noto Serif SC" w:eastAsia="Noto Serif SC" w:hAnsi="Noto Serif SC" w:cs="Noto Serif"/>
+          <w:sz w:val="32"/>
+          <w:szCs w:val="32"/>
+          <w:lang w:val="en-US"/>
+        </w:rPr>
+        <w:t>5</w:t>
+      </w:r>
+      <w:r>
+        <w:rPr>
+          <w:rFonts w:ascii="Noto Serif SC" w:eastAsia="Noto Serif SC" w:hAnsi="Noto Serif SC" w:cs="Noto Serif"/>
+          <w:sz w:val="32"/>
+          <w:szCs w:val="32"/>
+          <w:lang w:val="en-US"/>
+        </w:rPr>
+        <w:t>)</w:t>
+      </w:r>
+    </w:p>
+    <w:p>
+      <w:pPr>
+        <w:jc w:val="right"/>
+        <w:rPr>
+          <w:rFonts w:ascii="Noto Serif SC" w:eastAsia="Noto Serif SC" w:hAnsi="Noto Serif SC" w:cs="Noto Serif"/>
+          <w:sz w:val="32"/>
+          <w:szCs w:val="32"/>
+          <w:lang w:val="en-US"/>
+        </w:rPr>
+        <w:sectPr>
+          <w:pgSz w:w="16840" w:h="23820"/>
+          <w:pgMar w:top="1440" w:right="1800" w:bottom="1440" w:left="1800" w:header="708" w:footer="1417" w:gutter="0"/>
+          <w:cols w:space="708"/>
+          <w:titlePg/>
+          <w:docGrid w:linePitch="360"/>
+        </w:sectPr>
+      </w:pPr>
+      <w:r>
+        <w:rPr>
+          <w:rFonts w:ascii="Noto Serif SC" w:eastAsia="Noto Serif SC" w:hAnsi="Noto Serif SC" w:cs="Noto Serif"/>
+          <w:sz w:val="32"/>
+          <w:szCs w:val="32"/>
+          <w:lang w:val="en-US"/>
+        </w:rPr>
+        <w:t>7</w:t>
+      </w:r>
+      <w:r>
+        <w:rPr>
+          <w:rFonts w:ascii="Noto Serif SC" w:eastAsia="Noto Serif SC" w:hAnsi="Noto Serif SC" w:cs="Noto Serif"/>
+          <w:sz w:val="32"/>
+          <w:szCs w:val="32"/>
+          <w:lang w:val="en-US"/>
+        </w:rPr>
+        <w:t>'</w:t>
+      </w:r>
+    </w:p>
+    <w:p>
+      <w:pPr>
+        <w:jc w:val="right"/>
+        <w:rPr>
+          <w:rFonts w:ascii="Noto Serif SC" w:eastAsia="Noto Serif SC" w:hAnsi="Noto Serif SC" w:cs="Noto Serif"/>
+          <w:sz w:val="24"/>
+          <w:szCs w:val="48"/>
+        </w:rPr>
+      </w:pPr>
     </w:p>
     <w:p>
       <w:pPr>

--- a/Front Matter/Template/9_Front-Matter.docx
+++ b/Front Matter/Template/9_Front-Matter.docx
@@ -250,11 +250,75 @@
           <w:headerReference w:type="default" r:id="rId6"/>
           <w:footerReference w:type="default" r:id="rId7"/>
           <w:pgSz w:w="16840" w:h="23820"/>
-          <w:pgMar w:top="1440" w:right="1800" w:bottom="1440" w:left="1800" w:header="706" w:footer="1411" w:gutter="0"/>
+          <w:pgMar w:top="1418" w:right="1418" w:bottom="1418" w:left="1588" w:header="709" w:footer="1412" w:gutter="0"/>
           <w:cols w:space="708"/>
           <w:docGrid w:linePitch="360"/>
         </w:sectPr>
       </w:pPr>
+      <w:r>
+        <w:rPr>
+          <w:rFonts w:ascii="STKaiti" w:eastAsia="STKaiti" w:cs="STKaiti" w:hint="eastAsia"/>
+          <w:noProof/>
+          <w:sz w:val="144"/>
+          <w:szCs w:val="72"/>
+        </w:rPr>
+        <w:drawing>
+          <wp:anchor distT="0" distB="0" distL="114300" distR="114300" simplePos="0" relativeHeight="251660288" behindDoc="0" locked="0" layoutInCell="1" allowOverlap="1" wp14:anchorId="1557793A" wp14:editId="0BE0E4EB">
+            <wp:simplePos x="0" y="0"/>
+            <wp:positionH relativeFrom="margin">
+              <wp:align>center</wp:align>
+            </wp:positionH>
+            <wp:positionV relativeFrom="margin">
+              <wp:align>bottom</wp:align>
+            </wp:positionV>
+            <wp:extent cx="1947886" cy="2372348"/>
+            <wp:effectExtent l="0" t="0" r="0" b="3175"/>
+            <wp:wrapSquare wrapText="bothSides"/>
+            <wp:docPr id="1680547448" name="Picture 1680547448" descr="A logo of a musical instrument&#10;&#10;Description automatically generated"/>
+            <wp:cNvGraphicFramePr>
+              <a:graphicFrameLocks xmlns:a="http://schemas.openxmlformats.org/drawingml/2006/main" noChangeAspect="1"/>
+            </wp:cNvGraphicFramePr>
+            <a:graphic xmlns:a="http://schemas.openxmlformats.org/drawingml/2006/main">
+              <a:graphicData uri="http://schemas.openxmlformats.org/drawingml/2006/picture">
+                <pic:pic xmlns:pic="http://schemas.openxmlformats.org/drawingml/2006/picture">
+                  <pic:nvPicPr>
+                    <pic:cNvPr id="1680547448" name="Picture 1680547448" descr="A logo of a musical instrument&#10;&#10;Description automatically generated"/>
+                    <pic:cNvPicPr>
+                      <a:picLocks noChangeAspect="1" noChangeArrowheads="1"/>
+                    </pic:cNvPicPr>
+                  </pic:nvPicPr>
+                  <pic:blipFill>
+                    <a:blip r:embed="rId8" cstate="print">
+                      <a:extLst>
+                        <a:ext uri="{28A0092B-C50C-407E-A947-70E740481C1C}">
+                          <a14:useLocalDpi xmlns:a14="http://schemas.microsoft.com/office/drawing/2010/main" val="0"/>
+                        </a:ext>
+                      </a:extLst>
+                    </a:blip>
+                    <a:srcRect/>
+                    <a:stretch>
+                      <a:fillRect/>
+                    </a:stretch>
+                  </pic:blipFill>
+                  <pic:spPr bwMode="auto">
+                    <a:xfrm>
+                      <a:off x="0" y="0"/>
+                      <a:ext cx="1947886" cy="2372348"/>
+                    </a:xfrm>
+                    <a:prstGeom prst="rect">
+                      <a:avLst/>
+                    </a:prstGeom>
+                    <a:noFill/>
+                    <a:ln>
+                      <a:noFill/>
+                    </a:ln>
+                  </pic:spPr>
+                </pic:pic>
+              </a:graphicData>
+            </a:graphic>
+          </wp:anchor>
+        </w:drawing>
+      </w:r>
     </w:p>
     <w:p>
       <w:pPr>
@@ -594,9 +658,8 @@
         </w:rPr>
         <w:sectPr>
           <w:pgSz w:w="16840" w:h="23820"/>
-          <w:pgMar w:top="1440" w:right="1800" w:bottom="1440" w:left="1800" w:header="708" w:footer="1417" w:gutter="0"/>
+          <w:pgMar w:top="1418" w:right="1418" w:bottom="1418" w:left="1588" w:header="709" w:footer="1412" w:gutter="0"/>
           <w:cols w:space="708"/>
-          <w:titlePg/>
           <w:docGrid w:linePitch="360"/>
         </w:sectPr>
       </w:pPr>
@@ -818,9 +881,8 @@
         </w:rPr>
         <w:sectPr>
           <w:pgSz w:w="16840" w:h="23820"/>
-          <w:pgMar w:top="1440" w:right="1800" w:bottom="1440" w:left="1800" w:header="708" w:footer="1417" w:gutter="0"/>
+          <w:pgMar w:top="1418" w:right="1418" w:bottom="1418" w:left="1588" w:header="709" w:footer="1412" w:gutter="0"/>
           <w:cols w:space="708"/>
-          <w:titlePg/>
           <w:docGrid w:linePitch="360"/>
         </w:sectPr>
       </w:pPr>
@@ -919,9 +981,8 @@
         </w:rPr>
         <w:sectPr>
           <w:pgSz w:w="16840" w:h="23820"/>
-          <w:pgMar w:top="1440" w:right="1800" w:bottom="1440" w:left="1800" w:header="708" w:footer="1417" w:gutter="0"/>
+          <w:pgMar w:top="1418" w:right="1418" w:bottom="1418" w:left="1588" w:header="709" w:footer="1412" w:gutter="0"/>
           <w:cols w:space="708"/>
-          <w:titlePg/>
           <w:docGrid w:linePitch="360"/>
         </w:sectPr>
       </w:pPr>
@@ -1373,7 +1434,7 @@
         </w:rPr>
         <w:t>网站Website: </w:t>
       </w:r>
-      <w:hyperlink r:id="rId8" w:tgtFrame="_blank" w:history="1">
+      <w:hyperlink r:id="rId9" w:tgtFrame="_blank" w:history="1">
         <w:r>
           <w:rPr>
             <w:rStyle w:val="Hyperlink"/>
@@ -1404,7 +1465,7 @@
         </w:rPr>
         <w:t>电邮Email: </w:t>
       </w:r>
-      <w:hyperlink r:id="rId9" w:tgtFrame="_blank" w:history="1">
+      <w:hyperlink r:id="rId10" w:tgtFrame="_blank" w:history="1">
         <w:r>
           <w:rPr>
             <w:rStyle w:val="Hyperlink"/>
@@ -1488,9 +1549,8 @@
         </w:rPr>
         <w:sectPr>
           <w:pgSz w:w="16840" w:h="23820"/>
-          <w:pgMar w:top="1440" w:right="1800" w:bottom="1440" w:left="1800" w:header="708" w:footer="1417" w:gutter="0"/>
+          <w:pgMar w:top="1418" w:right="1418" w:bottom="1418" w:left="1588" w:header="709" w:footer="1412" w:gutter="0"/>
           <w:cols w:space="708"/>
-          <w:titlePg/>
           <w:docGrid w:linePitch="360"/>
         </w:sectPr>
       </w:pPr>
@@ -1569,7 +1629,7 @@
                     </pic:cNvPicPr>
                   </pic:nvPicPr>
                   <pic:blipFill rotWithShape="1">
-                    <a:blip r:embed="rId10" cstate="print">
+                    <a:blip r:embed="rId11" cstate="print">
                       <a:extLst>
                         <a:ext uri="{28A0092B-C50C-407E-A947-70E740481C1C}">
                           <a14:useLocalDpi xmlns:a14="http://schemas.microsoft.com/office/drawing/2010/main" val="0"/>
@@ -2009,9 +2069,8 @@
         </w:rPr>
         <w:sectPr>
           <w:pgSz w:w="16840" w:h="23820"/>
-          <w:pgMar w:top="1440" w:right="1800" w:bottom="1440" w:left="1800" w:header="706" w:footer="1411" w:gutter="0"/>
+          <w:pgMar w:top="1418" w:right="1418" w:bottom="1418" w:left="1588" w:header="709" w:footer="1412" w:gutter="0"/>
           <w:cols w:space="708"/>
-          <w:titlePg/>
           <w:docGrid w:linePitch="360"/>
         </w:sectPr>
       </w:pPr>
@@ -2581,9 +2640,8 @@
         </w:rPr>
         <w:sectPr>
           <w:pgSz w:w="16840" w:h="23820"/>
-          <w:pgMar w:top="1440" w:right="1800" w:bottom="1440" w:left="1800" w:header="708" w:footer="1417" w:gutter="0"/>
+          <w:pgMar w:top="1418" w:right="1418" w:bottom="1418" w:left="1588" w:header="709" w:footer="1412" w:gutter="0"/>
           <w:cols w:space="708"/>
-          <w:titlePg/>
           <w:docGrid w:linePitch="360"/>
         </w:sectPr>
       </w:pPr>
@@ -2654,6 +2712,99 @@
         </w:rPr>
         <w:t xml:space="preserve">1 </w:t>
       </w:r>
+      <w:r>
+        <w:rPr>
+          <w:rFonts w:ascii="Noto Serif SC" w:eastAsia="Noto Serif SC" w:hAnsi="Noto Serif SC" w:cs="Noto Serif"/>
+          <w:sz w:val="24"/>
+          <w:szCs w:val="24"/>
+          <w:lang w:val="en-US"/>
+        </w:rPr>
+        <w:t>Bangdi</w:t>
+      </w:r>
+    </w:p>
+    <w:p>
+      <w:pPr>
+        <w:rPr>
+          <w:rFonts w:ascii="Noto Serif SC" w:eastAsia="Noto Serif SC" w:hAnsi="Noto Serif SC" w:cs="Noto Serif"/>
+          <w:sz w:val="24"/>
+          <w:szCs w:val="24"/>
+          <w:lang w:val="en-US"/>
+        </w:rPr>
+      </w:pPr>
+      <w:r>
+        <w:rPr>
+          <w:rFonts w:ascii="Noto Serif SC" w:eastAsia="Noto Serif SC" w:hAnsi="Noto Serif SC" w:cs="Noto Serif"/>
+          <w:sz w:val="24"/>
+          <w:szCs w:val="24"/>
+          <w:lang w:val="en-US"/>
+        </w:rPr>
+        <w:t xml:space="preserve">2 </w:t>
+      </w:r>
+      <w:r>
+        <w:rPr>
+          <w:rFonts w:ascii="Noto Serif SC" w:eastAsia="Noto Serif SC" w:hAnsi="Noto Serif SC" w:cs="Noto Serif"/>
+          <w:sz w:val="24"/>
+          <w:szCs w:val="24"/>
+          <w:lang w:val="en-US"/>
+        </w:rPr>
+        <w:t xml:space="preserve">曲笛 </w:t>
+      </w:r>
+      <w:r>
+        <w:rPr>
+          <w:rFonts w:ascii="Noto Serif SC" w:eastAsia="Noto Serif SC" w:hAnsi="Noto Serif SC" w:cs="Noto Serif"/>
+          <w:sz w:val="24"/>
+          <w:szCs w:val="24"/>
+          <w:lang w:val="en-US"/>
+        </w:rPr>
+        <w:t xml:space="preserve">2 </w:t>
+      </w:r>
+      <w:r>
+        <w:rPr>
+          <w:rFonts w:ascii="Noto Serif SC" w:eastAsia="Noto Serif SC" w:hAnsi="Noto Serif SC" w:cs="Noto Serif"/>
+          <w:sz w:val="24"/>
+          <w:szCs w:val="24"/>
+          <w:lang w:val="en-US"/>
+        </w:rPr>
+        <w:t>Qudi</w:t>
+      </w:r>
+    </w:p>
+    <w:p>
+      <w:pPr>
+        <w:spacing w:after="120"/>
+        <w:rPr>
+          <w:rFonts w:ascii="Noto Serif SC" w:eastAsia="Noto Serif SC" w:hAnsi="Noto Serif SC" w:cs="Noto Serif"/>
+          <w:sz w:val="24"/>
+          <w:szCs w:val="24"/>
+          <w:lang w:val="en-US"/>
+        </w:rPr>
+      </w:pPr>
+      <w:r>
+        <w:rPr>
+          <w:rFonts w:ascii="Noto Serif SC" w:eastAsia="Noto Serif SC" w:hAnsi="Noto Serif SC" w:cs="Noto Serif"/>
+          <w:sz w:val="24"/>
+          <w:szCs w:val="24"/>
+          <w:lang w:val="en-US"/>
+        </w:rPr>
+        <w:t xml:space="preserve">2 </w:t>
+      </w:r>
+      <w:r>
+        <w:rPr>
+          <w:rFonts w:ascii="Noto Serif SC" w:eastAsia="Noto Serif SC" w:hAnsi="Noto Serif SC" w:cs="Noto Serif"/>
+          <w:sz w:val="24"/>
+          <w:szCs w:val="24"/>
+          <w:lang w:val="en-US"/>
+        </w:rPr>
+        <w:t xml:space="preserve">新笛 </w:t>
+      </w:r>
+      <w:r>
+        <w:rPr>
+          <w:rFonts w:ascii="Noto Serif SC" w:eastAsia="Noto Serif SC" w:hAnsi="Noto Serif SC" w:cs="Noto Serif"/>
+          <w:sz w:val="24"/>
+          <w:szCs w:val="24"/>
+          <w:lang w:val="en-US"/>
+        </w:rPr>
+        <w:t xml:space="preserve">2 </w:t>
+      </w:r>
       <w:proofErr w:type="spellStart"/>
       <w:r>
         <w:rPr>
@@ -2662,7 +2813,7 @@
           <w:szCs w:val="24"/>
           <w:lang w:val="en-US"/>
         </w:rPr>
-        <w:t>Bangdi</w:t>
+        <w:t>Xindi</w:t>
       </w:r>
       <w:proofErr w:type="spellEnd"/>
     </w:p>
@@ -2691,7 +2842,7 @@
           <w:szCs w:val="24"/>
           <w:lang w:val="en-US"/>
         </w:rPr>
-        <w:t xml:space="preserve">曲笛 </w:t>
+        <w:t xml:space="preserve">高音笙 </w:t>
       </w:r>
       <w:r>
         <w:rPr>
@@ -2702,6 +2853,419 @@
         </w:rPr>
         <w:t xml:space="preserve">2 </w:t>
       </w:r>
+      <w:r>
+        <w:rPr>
+          <w:rFonts w:ascii="Noto Serif SC" w:eastAsia="Noto Serif SC" w:hAnsi="Noto Serif SC" w:cs="Noto Serif"/>
+          <w:sz w:val="24"/>
+          <w:szCs w:val="24"/>
+          <w:lang w:val="en-US"/>
+        </w:rPr>
+        <w:t>Gaoyin Sheng</w:t>
+      </w:r>
+    </w:p>
+    <w:p>
+      <w:pPr>
+        <w:rPr>
+          <w:rFonts w:ascii="Noto Serif SC" w:eastAsia="Noto Serif SC" w:hAnsi="Noto Serif SC" w:cs="Noto Serif"/>
+          <w:sz w:val="24"/>
+          <w:szCs w:val="24"/>
+          <w:lang w:val="en-US"/>
+        </w:rPr>
+      </w:pPr>
+      <w:r>
+        <w:rPr>
+          <w:rFonts w:ascii="Noto Serif SC" w:eastAsia="Noto Serif SC" w:hAnsi="Noto Serif SC" w:cs="Noto Serif"/>
+          <w:sz w:val="24"/>
+          <w:szCs w:val="24"/>
+          <w:lang w:val="en-US"/>
+        </w:rPr>
+        <w:t>1</w:t>
+      </w:r>
+      <w:r>
+        <w:rPr>
+          <w:rFonts w:ascii="Noto Serif SC" w:eastAsia="Noto Serif SC" w:hAnsi="Noto Serif SC" w:cs="Noto Serif"/>
+          <w:sz w:val="24"/>
+          <w:szCs w:val="24"/>
+          <w:lang w:val="en-US"/>
+        </w:rPr>
+        <w:t>中音笙</w:t>
+      </w:r>
+      <w:r>
+        <w:rPr>
+          <w:rFonts w:ascii="Noto Serif SC" w:eastAsia="Noto Serif SC" w:hAnsi="Noto Serif SC" w:cs="Noto Serif"/>
+          <w:sz w:val="24"/>
+          <w:szCs w:val="24"/>
+          <w:lang w:val="en-US"/>
+        </w:rPr>
+        <w:t xml:space="preserve"> </w:t>
+      </w:r>
+      <w:r>
+        <w:rPr>
+          <w:rFonts w:ascii="Noto Serif SC" w:eastAsia="Noto Serif SC" w:hAnsi="Noto Serif SC" w:cs="Noto Serif"/>
+          <w:sz w:val="24"/>
+          <w:szCs w:val="24"/>
+          <w:lang w:val="en-US"/>
+        </w:rPr>
+        <w:t xml:space="preserve">1 </w:t>
+      </w:r>
+      <w:r>
+        <w:rPr>
+          <w:rFonts w:ascii="Noto Serif SC" w:eastAsia="Noto Serif SC" w:hAnsi="Noto Serif SC" w:cs="Noto Serif"/>
+          <w:sz w:val="24"/>
+          <w:szCs w:val="24"/>
+          <w:lang w:val="en-US"/>
+        </w:rPr>
+        <w:t>Zhongyin Sheng</w:t>
+      </w:r>
+    </w:p>
+    <w:p>
+      <w:pPr>
+        <w:spacing w:after="120"/>
+        <w:rPr>
+          <w:rFonts w:ascii="Noto Serif SC" w:eastAsia="Noto Serif SC" w:hAnsi="Noto Serif SC" w:cs="Noto Serif"/>
+          <w:sz w:val="24"/>
+          <w:szCs w:val="24"/>
+          <w:lang w:val="en-US"/>
+        </w:rPr>
+      </w:pPr>
+      <w:r>
+        <w:rPr>
+          <w:rFonts w:ascii="Noto Serif SC" w:eastAsia="Noto Serif SC" w:hAnsi="Noto Serif SC" w:cs="Noto Serif"/>
+          <w:sz w:val="24"/>
+          <w:szCs w:val="24"/>
+          <w:lang w:val="en-US"/>
+        </w:rPr>
+        <w:t>1</w:t>
+      </w:r>
+      <w:r>
+        <w:rPr>
+          <w:rFonts w:ascii="Noto Serif SC" w:eastAsia="Noto Serif SC" w:hAnsi="Noto Serif SC" w:cs="Noto Serif"/>
+          <w:sz w:val="24"/>
+          <w:szCs w:val="24"/>
+          <w:lang w:val="en-US"/>
+        </w:rPr>
+        <w:t>低音笙</w:t>
+      </w:r>
+      <w:r>
+        <w:rPr>
+          <w:rFonts w:ascii="Noto Serif SC" w:eastAsia="Noto Serif SC" w:hAnsi="Noto Serif SC" w:cs="Noto Serif"/>
+          <w:sz w:val="24"/>
+          <w:szCs w:val="24"/>
+          <w:lang w:val="en-US"/>
+        </w:rPr>
+        <w:t xml:space="preserve"> </w:t>
+      </w:r>
+      <w:r>
+        <w:rPr>
+          <w:rFonts w:ascii="Noto Serif SC" w:eastAsia="Noto Serif SC" w:hAnsi="Noto Serif SC" w:cs="Noto Serif"/>
+          <w:sz w:val="24"/>
+          <w:szCs w:val="24"/>
+          <w:lang w:val="en-US"/>
+        </w:rPr>
+        <w:t xml:space="preserve">1 </w:t>
+      </w:r>
+      <w:r>
+        <w:rPr>
+          <w:rFonts w:ascii="Noto Serif SC" w:eastAsia="Noto Serif SC" w:hAnsi="Noto Serif SC" w:cs="Noto Serif"/>
+          <w:sz w:val="24"/>
+          <w:szCs w:val="24"/>
+          <w:lang w:val="en-US"/>
+        </w:rPr>
+        <w:t>Diyin Sheng</w:t>
+      </w:r>
+    </w:p>
+    <w:p>
+      <w:pPr>
+        <w:rPr>
+          <w:rFonts w:ascii="Noto Serif SC" w:eastAsia="Noto Serif SC" w:hAnsi="Noto Serif SC" w:cs="Noto Serif"/>
+          <w:sz w:val="24"/>
+          <w:szCs w:val="24"/>
+          <w:lang w:val="en-US"/>
+        </w:rPr>
+      </w:pPr>
+      <w:r>
+        <w:rPr>
+          <w:rFonts w:ascii="Noto Serif SC" w:eastAsia="Noto Serif SC" w:hAnsi="Noto Serif SC" w:cs="Noto Serif"/>
+          <w:sz w:val="24"/>
+          <w:szCs w:val="24"/>
+          <w:lang w:val="en-US"/>
+        </w:rPr>
+        <w:t>1</w:t>
+      </w:r>
+      <w:r>
+        <w:rPr>
+          <w:rFonts w:ascii="Noto Serif SC" w:eastAsia="Noto Serif SC" w:hAnsi="Noto Serif SC" w:cs="Noto Serif"/>
+          <w:sz w:val="24"/>
+          <w:szCs w:val="24"/>
+          <w:lang w:val="en-US"/>
+        </w:rPr>
+        <w:t xml:space="preserve"> </w:t>
+      </w:r>
+      <w:r>
+        <w:rPr>
+          <w:rFonts w:ascii="Noto Serif SC" w:eastAsia="Noto Serif SC" w:hAnsi="Noto Serif SC" w:cs="Noto Serif"/>
+          <w:sz w:val="24"/>
+          <w:szCs w:val="24"/>
+          <w:lang w:val="en-US"/>
+        </w:rPr>
+        <w:t>高音</w:t>
+      </w:r>
+      <w:r>
+        <w:rPr>
+          <w:rFonts w:ascii="Noto Serif SC" w:eastAsia="Noto Serif SC" w:hAnsi="Noto Serif SC" w:cs="Microsoft YaHei" w:hint="eastAsia"/>
+          <w:sz w:val="24"/>
+          <w:szCs w:val="24"/>
+          <w:lang w:val="en-US"/>
+        </w:rPr>
+        <w:t>唢呐</w:t>
+      </w:r>
+      <w:r>
+        <w:rPr>
+          <w:rFonts w:ascii="Noto Serif SC" w:eastAsia="Noto Serif SC" w:hAnsi="Noto Serif SC" w:cs="Noto Serif"/>
+          <w:sz w:val="24"/>
+          <w:szCs w:val="24"/>
+          <w:lang w:val="en-US"/>
+        </w:rPr>
+        <w:t xml:space="preserve"> </w:t>
+      </w:r>
+      <w:r>
+        <w:rPr>
+          <w:rFonts w:ascii="Noto Serif SC" w:eastAsia="Noto Serif SC" w:hAnsi="Noto Serif SC" w:cs="Noto Serif"/>
+          <w:sz w:val="24"/>
+          <w:szCs w:val="24"/>
+          <w:lang w:val="en-US"/>
+        </w:rPr>
+        <w:t>1</w:t>
+      </w:r>
+      <w:r>
+        <w:rPr>
+          <w:rFonts w:ascii="Noto Serif SC" w:eastAsia="Noto Serif SC" w:hAnsi="Noto Serif SC" w:cs="Noto Serif"/>
+          <w:sz w:val="24"/>
+          <w:szCs w:val="24"/>
+          <w:lang w:val="en-US"/>
+        </w:rPr>
+        <w:t xml:space="preserve"> </w:t>
+      </w:r>
+      <w:r>
+        <w:rPr>
+          <w:rFonts w:ascii="Noto Serif SC" w:eastAsia="Noto Serif SC" w:hAnsi="Noto Serif SC" w:cs="Noto Serif"/>
+          <w:sz w:val="24"/>
+          <w:szCs w:val="24"/>
+          <w:lang w:val="en-US"/>
+        </w:rPr>
+        <w:t>Gaoyin Suona</w:t>
+      </w:r>
+    </w:p>
+    <w:p>
+      <w:pPr>
+        <w:rPr>
+          <w:rFonts w:ascii="Noto Serif SC" w:eastAsia="Noto Serif SC" w:hAnsi="Noto Serif SC" w:cs="Noto Serif"/>
+          <w:sz w:val="24"/>
+          <w:szCs w:val="24"/>
+          <w:lang w:val="en-US"/>
+        </w:rPr>
+      </w:pPr>
+      <w:r>
+        <w:rPr>
+          <w:rFonts w:ascii="Noto Serif SC" w:eastAsia="Noto Serif SC" w:hAnsi="Noto Serif SC" w:cs="Noto Serif"/>
+          <w:sz w:val="24"/>
+          <w:szCs w:val="24"/>
+          <w:lang w:val="en-GB"/>
+        </w:rPr>
+        <w:t>2</w:t>
+      </w:r>
+      <w:r>
+        <w:rPr>
+          <w:rFonts w:ascii="Noto Serif SC" w:eastAsia="Noto Serif SC" w:hAnsi="Noto Serif SC" w:cs="Noto Serif"/>
+          <w:sz w:val="24"/>
+          <w:szCs w:val="24"/>
+          <w:lang w:val="en-GB"/>
+        </w:rPr>
+        <w:t xml:space="preserve"> </w:t>
+      </w:r>
+      <w:r>
+        <w:rPr>
+          <w:rFonts w:ascii="Noto Serif SC" w:eastAsia="Noto Serif SC" w:hAnsi="Noto Serif SC" w:cs="Noto Serif"/>
+          <w:sz w:val="24"/>
+          <w:szCs w:val="24"/>
+          <w:lang w:val="en-US"/>
+        </w:rPr>
+        <w:t>中音</w:t>
+      </w:r>
+      <w:r>
+        <w:rPr>
+          <w:rFonts w:ascii="Noto Serif SC" w:eastAsia="Noto Serif SC" w:hAnsi="Noto Serif SC" w:cs="Microsoft YaHei" w:hint="eastAsia"/>
+          <w:sz w:val="24"/>
+          <w:szCs w:val="24"/>
+          <w:lang w:val="en-US"/>
+        </w:rPr>
+        <w:t>唢呐</w:t>
+      </w:r>
+      <w:r>
+        <w:rPr>
+          <w:rFonts w:ascii="Noto Serif SC" w:eastAsia="Noto Serif SC" w:hAnsi="Noto Serif SC" w:cs="Noto Serif"/>
+          <w:sz w:val="24"/>
+          <w:szCs w:val="24"/>
+          <w:lang w:val="en-US"/>
+        </w:rPr>
+        <w:t xml:space="preserve"> </w:t>
+      </w:r>
+      <w:r>
+        <w:rPr>
+          <w:rFonts w:ascii="Noto Serif SC" w:eastAsia="Noto Serif SC" w:hAnsi="Noto Serif SC" w:cs="Noto Serif"/>
+          <w:sz w:val="24"/>
+          <w:szCs w:val="24"/>
+          <w:lang w:val="en-US"/>
+        </w:rPr>
+        <w:t>2</w:t>
+      </w:r>
+      <w:r>
+        <w:rPr>
+          <w:rFonts w:ascii="Noto Serif SC" w:eastAsia="Noto Serif SC" w:hAnsi="Noto Serif SC" w:cs="Noto Serif"/>
+          <w:sz w:val="24"/>
+          <w:szCs w:val="24"/>
+          <w:lang w:val="en-US"/>
+        </w:rPr>
+        <w:t xml:space="preserve"> </w:t>
+      </w:r>
+      <w:r>
+        <w:rPr>
+          <w:rFonts w:ascii="Noto Serif SC" w:eastAsia="Noto Serif SC" w:hAnsi="Noto Serif SC" w:cs="Noto Serif"/>
+          <w:sz w:val="24"/>
+          <w:szCs w:val="24"/>
+          <w:lang w:val="en-US"/>
+        </w:rPr>
+        <w:t>Zhongyin Suona</w:t>
+      </w:r>
+    </w:p>
+    <w:p>
+      <w:pPr>
+        <w:rPr>
+          <w:rFonts w:ascii="Noto Serif SC" w:eastAsia="Noto Serif SC" w:hAnsi="Noto Serif SC" w:cs="Noto Serif"/>
+          <w:sz w:val="24"/>
+          <w:szCs w:val="24"/>
+          <w:lang w:val="en-US"/>
+        </w:rPr>
+      </w:pPr>
+      <w:r>
+        <w:rPr>
+          <w:rFonts w:ascii="Noto Serif SC" w:eastAsia="Noto Serif SC" w:hAnsi="Noto Serif SC" w:cs="Noto Serif"/>
+          <w:sz w:val="24"/>
+          <w:szCs w:val="24"/>
+          <w:lang w:val="en-US"/>
+        </w:rPr>
+        <w:t xml:space="preserve">1 </w:t>
+      </w:r>
+      <w:r>
+        <w:rPr>
+          <w:rFonts w:ascii="Noto Serif SC" w:eastAsia="Noto Serif SC" w:hAnsi="Noto Serif SC" w:cs="Noto Serif"/>
+          <w:sz w:val="24"/>
+          <w:szCs w:val="24"/>
+          <w:lang w:val="en-US"/>
+        </w:rPr>
+        <w:t xml:space="preserve">高音管 </w:t>
+      </w:r>
+      <w:r>
+        <w:rPr>
+          <w:rFonts w:ascii="Noto Serif SC" w:eastAsia="Noto Serif SC" w:hAnsi="Noto Serif SC" w:cs="Noto Serif"/>
+          <w:sz w:val="24"/>
+          <w:szCs w:val="24"/>
+          <w:lang w:val="en-US"/>
+        </w:rPr>
+        <w:t xml:space="preserve">1 </w:t>
+      </w:r>
+      <w:r>
+        <w:rPr>
+          <w:rFonts w:ascii="Noto Serif SC" w:eastAsia="Noto Serif SC" w:hAnsi="Noto Serif SC" w:cs="Noto Serif"/>
+          <w:sz w:val="24"/>
+          <w:szCs w:val="24"/>
+          <w:lang w:val="en-US"/>
+        </w:rPr>
+        <w:t>Gaoyin Guan</w:t>
+      </w:r>
+    </w:p>
+    <w:p>
+      <w:pPr>
+        <w:rPr>
+          <w:rFonts w:ascii="Noto Serif SC" w:eastAsia="Noto Serif SC" w:hAnsi="Noto Serif SC" w:cs="Noto Serif"/>
+          <w:sz w:val="24"/>
+          <w:szCs w:val="24"/>
+          <w:lang w:val="en-US"/>
+        </w:rPr>
+      </w:pPr>
+      <w:r>
+        <w:rPr>
+          <w:rFonts w:ascii="Noto Serif SC" w:eastAsia="Noto Serif SC" w:hAnsi="Noto Serif SC" w:cs="Noto Serif"/>
+          <w:sz w:val="24"/>
+          <w:szCs w:val="24"/>
+          <w:lang w:val="en-US"/>
+        </w:rPr>
+        <w:t>2</w:t>
+      </w:r>
+      <w:r>
+        <w:rPr>
+          <w:rFonts w:ascii="Noto Serif SC" w:eastAsia="Noto Serif SC" w:hAnsi="Noto Serif SC" w:cs="Noto Serif"/>
+          <w:sz w:val="24"/>
+          <w:szCs w:val="24"/>
+          <w:lang w:val="en-US"/>
+        </w:rPr>
+        <w:t xml:space="preserve">低音管 </w:t>
+      </w:r>
+      <w:r>
+        <w:rPr>
+          <w:rFonts w:ascii="Noto Serif SC" w:eastAsia="Noto Serif SC" w:hAnsi="Noto Serif SC" w:cs="Noto Serif"/>
+          <w:sz w:val="24"/>
+          <w:szCs w:val="24"/>
+          <w:lang w:val="en-US"/>
+        </w:rPr>
+        <w:t xml:space="preserve">2 </w:t>
+      </w:r>
+      <w:r>
+        <w:rPr>
+          <w:rFonts w:ascii="Noto Serif SC" w:eastAsia="Noto Serif SC" w:hAnsi="Noto Serif SC" w:cs="Noto Serif"/>
+          <w:sz w:val="24"/>
+          <w:szCs w:val="24"/>
+          <w:lang w:val="en-US"/>
+        </w:rPr>
+        <w:t>Diyin Guan</w:t>
+      </w:r>
+    </w:p>
+    <w:p>
+      <w:pPr>
+        <w:rPr>
+          <w:rFonts w:ascii="Noto Serif SC" w:eastAsia="Noto Serif SC" w:hAnsi="Noto Serif SC" w:cs="Noto Serif"/>
+          <w:sz w:val="24"/>
+          <w:szCs w:val="24"/>
+          <w:lang w:val="en-US"/>
+        </w:rPr>
+      </w:pPr>
+      <w:r>
+        <w:rPr>
+          <w:rFonts w:ascii="Noto Serif SC" w:eastAsia="Noto Serif SC" w:hAnsi="Noto Serif SC" w:cs="Noto Serif"/>
+          <w:sz w:val="24"/>
+          <w:szCs w:val="24"/>
+          <w:lang w:val="en-US"/>
+        </w:rPr>
+        <w:t>1</w:t>
+      </w:r>
+      <w:r>
+        <w:rPr>
+          <w:rFonts w:ascii="Noto Serif SC" w:eastAsia="Noto Serif SC" w:hAnsi="Noto Serif SC" w:cs="Noto Serif"/>
+          <w:sz w:val="24"/>
+          <w:szCs w:val="24"/>
+          <w:lang w:val="en-US"/>
+        </w:rPr>
+        <w:t xml:space="preserve">倍低音管 </w:t>
+      </w:r>
+      <w:r>
+        <w:rPr>
+          <w:rFonts w:ascii="Noto Serif SC" w:eastAsia="Noto Serif SC" w:hAnsi="Noto Serif SC" w:cs="Noto Serif"/>
+          <w:sz w:val="24"/>
+          <w:szCs w:val="24"/>
+          <w:lang w:val="en-US"/>
+        </w:rPr>
+        <w:t xml:space="preserve">1 </w:t>
+      </w:r>
       <w:proofErr w:type="spellStart"/>
       <w:r>
         <w:rPr>
@@ -2710,23 +3274,59 @@
           <w:szCs w:val="24"/>
           <w:lang w:val="en-US"/>
         </w:rPr>
-        <w:t>Qudi</w:t>
+        <w:t>Bei</w:t>
+      </w:r>
+      <w:r>
+        <w:rPr>
+          <w:rFonts w:ascii="Noto Serif SC" w:eastAsia="Noto Serif SC" w:hAnsi="Noto Serif SC" w:cs="Noto Serif"/>
+          <w:sz w:val="24"/>
+          <w:szCs w:val="24"/>
+          <w:lang w:val="en-US"/>
+        </w:rPr>
+        <w:t>d</w:t>
+      </w:r>
+      <w:r>
+        <w:rPr>
+          <w:rFonts w:ascii="Noto Serif SC" w:eastAsia="Noto Serif SC" w:hAnsi="Noto Serif SC" w:cs="Noto Serif"/>
+          <w:sz w:val="24"/>
+          <w:szCs w:val="24"/>
+          <w:lang w:val="en-US"/>
+        </w:rPr>
+        <w:t>iyin</w:t>
       </w:r>
       <w:proofErr w:type="spellEnd"/>
-    </w:p>
-    <w:p>
-      <w:pPr>
-        <w:spacing w:after="120"/>
-        <w:rPr>
-          <w:rFonts w:ascii="Noto Serif SC" w:eastAsia="Noto Serif SC" w:hAnsi="Noto Serif SC" w:cs="Noto Serif"/>
-          <w:sz w:val="24"/>
-          <w:szCs w:val="24"/>
-          <w:lang w:val="en-US"/>
-        </w:rPr>
-      </w:pPr>
-      <w:r>
-        <w:rPr>
-          <w:rFonts w:ascii="Noto Serif SC" w:eastAsia="Noto Serif SC" w:hAnsi="Noto Serif SC" w:cs="Noto Serif"/>
+      <w:r>
+        <w:rPr>
+          <w:rFonts w:ascii="Noto Serif SC" w:eastAsia="Noto Serif SC" w:hAnsi="Noto Serif SC" w:cs="Noto Serif"/>
+          <w:sz w:val="24"/>
+          <w:szCs w:val="24"/>
+          <w:lang w:val="en-US"/>
+        </w:rPr>
+        <w:t xml:space="preserve"> Guan</w:t>
+      </w:r>
+    </w:p>
+    <w:p>
+      <w:pPr>
+        <w:rPr>
+          <w:rFonts w:ascii="Noto Serif SC" w:eastAsia="Noto Serif SC" w:hAnsi="Noto Serif SC" w:cs="Noto Serif"/>
+          <w:sz w:val="24"/>
+          <w:szCs w:val="24"/>
+          <w:lang w:val="en-US"/>
+        </w:rPr>
+      </w:pPr>
+    </w:p>
+    <w:p>
+      <w:pPr>
+        <w:rPr>
+          <w:rFonts w:ascii="Noto Serif SC" w:eastAsia="Noto Serif SC" w:hAnsi="Noto Serif SC" w:cs="Noto Serif"/>
+          <w:sz w:val="24"/>
+          <w:szCs w:val="24"/>
+          <w:lang w:val="en-US"/>
+        </w:rPr>
+      </w:pPr>
+      <w:r>
+        <w:rPr>
+          <w:rFonts w:ascii="Noto Serif SC" w:eastAsia="Noto Serif SC" w:hAnsi="Noto Serif SC" w:cs="Microsoft YaHei"/>
           <w:sz w:val="24"/>
           <w:szCs w:val="24"/>
           <w:lang w:val="en-US"/>
@@ -2735,12 +3335,30 @@
       </w:r>
       <w:r>
         <w:rPr>
-          <w:rFonts w:ascii="Noto Serif SC" w:eastAsia="Noto Serif SC" w:hAnsi="Noto Serif SC" w:cs="Noto Serif"/>
-          <w:sz w:val="24"/>
-          <w:szCs w:val="24"/>
-          <w:lang w:val="en-US"/>
-        </w:rPr>
-        <w:t xml:space="preserve">新笛 </w:t>
+          <w:rFonts w:ascii="Noto Serif SC" w:eastAsia="Noto Serif SC" w:hAnsi="Noto Serif SC" w:cs="Microsoft YaHei" w:hint="eastAsia"/>
+          <w:sz w:val="24"/>
+          <w:szCs w:val="24"/>
+          <w:lang w:val="en-US"/>
+        </w:rPr>
+        <w:t>扬</w:t>
+      </w:r>
+      <w:r>
+        <w:rPr>
+          <w:rFonts w:ascii="Noto Serif SC" w:eastAsia="Noto Serif SC" w:hAnsi="Noto Serif SC" w:cs="Yu Gothic" w:hint="eastAsia"/>
+          <w:sz w:val="24"/>
+          <w:szCs w:val="24"/>
+          <w:lang w:val="en-US"/>
+        </w:rPr>
+        <w:t>琴</w:t>
+      </w:r>
+      <w:r>
+        <w:rPr>
+          <w:rFonts w:ascii="Noto Serif SC" w:eastAsia="Noto Serif SC" w:hAnsi="Noto Serif SC" w:cs="Noto Serif"/>
+          <w:sz w:val="24"/>
+          <w:szCs w:val="24"/>
+          <w:lang w:val="en-US"/>
+        </w:rPr>
+        <w:t xml:space="preserve"> </w:t>
       </w:r>
       <w:r>
         <w:rPr>
@@ -2751,111 +3369,25 @@
         </w:rPr>
         <w:t xml:space="preserve">2 </w:t>
       </w:r>
-      <w:proofErr w:type="spellStart"/>
-      <w:r>
-        <w:rPr>
-          <w:rFonts w:ascii="Noto Serif SC" w:eastAsia="Noto Serif SC" w:hAnsi="Noto Serif SC" w:cs="Noto Serif"/>
-          <w:sz w:val="24"/>
-          <w:szCs w:val="24"/>
-          <w:lang w:val="en-US"/>
-        </w:rPr>
-        <w:t>Xindi</w:t>
-      </w:r>
-      <w:proofErr w:type="spellEnd"/>
-    </w:p>
-    <w:p>
-      <w:pPr>
-        <w:rPr>
-          <w:rFonts w:ascii="Noto Serif SC" w:eastAsia="Noto Serif SC" w:hAnsi="Noto Serif SC" w:cs="Noto Serif"/>
-          <w:sz w:val="24"/>
-          <w:szCs w:val="24"/>
-          <w:lang w:val="en-US"/>
-        </w:rPr>
-      </w:pPr>
-      <w:r>
-        <w:rPr>
-          <w:rFonts w:ascii="Noto Serif SC" w:eastAsia="Noto Serif SC" w:hAnsi="Noto Serif SC" w:cs="Noto Serif"/>
-          <w:sz w:val="24"/>
-          <w:szCs w:val="24"/>
-          <w:lang w:val="en-US"/>
-        </w:rPr>
-        <w:t xml:space="preserve">2 </w:t>
-      </w:r>
-      <w:r>
-        <w:rPr>
-          <w:rFonts w:ascii="Noto Serif SC" w:eastAsia="Noto Serif SC" w:hAnsi="Noto Serif SC" w:cs="Noto Serif"/>
-          <w:sz w:val="24"/>
-          <w:szCs w:val="24"/>
-          <w:lang w:val="en-US"/>
-        </w:rPr>
-        <w:t xml:space="preserve">高音笙 </w:t>
-      </w:r>
-      <w:r>
-        <w:rPr>
-          <w:rFonts w:ascii="Noto Serif SC" w:eastAsia="Noto Serif SC" w:hAnsi="Noto Serif SC" w:cs="Noto Serif"/>
-          <w:sz w:val="24"/>
-          <w:szCs w:val="24"/>
-          <w:lang w:val="en-US"/>
-        </w:rPr>
-        <w:t xml:space="preserve">2 </w:t>
-      </w:r>
-      <w:proofErr w:type="spellStart"/>
-      <w:r>
-        <w:rPr>
-          <w:rFonts w:ascii="Noto Serif SC" w:eastAsia="Noto Serif SC" w:hAnsi="Noto Serif SC" w:cs="Noto Serif"/>
-          <w:sz w:val="24"/>
-          <w:szCs w:val="24"/>
-          <w:lang w:val="en-US"/>
-        </w:rPr>
-        <w:t>Gaoyin</w:t>
-      </w:r>
-      <w:proofErr w:type="spellEnd"/>
-      <w:r>
-        <w:rPr>
-          <w:rFonts w:ascii="Noto Serif SC" w:eastAsia="Noto Serif SC" w:hAnsi="Noto Serif SC" w:cs="Noto Serif"/>
-          <w:sz w:val="24"/>
-          <w:szCs w:val="24"/>
-          <w:lang w:val="en-US"/>
-        </w:rPr>
-        <w:t xml:space="preserve"> Sheng</w:t>
-      </w:r>
-    </w:p>
-    <w:p>
-      <w:pPr>
-        <w:rPr>
-          <w:rFonts w:ascii="Noto Serif SC" w:eastAsia="Noto Serif SC" w:hAnsi="Noto Serif SC" w:cs="Noto Serif"/>
-          <w:sz w:val="24"/>
-          <w:szCs w:val="24"/>
-          <w:lang w:val="en-US"/>
-        </w:rPr>
-      </w:pPr>
-      <w:r>
-        <w:rPr>
-          <w:rFonts w:ascii="Noto Serif SC" w:eastAsia="Noto Serif SC" w:hAnsi="Noto Serif SC" w:cs="Noto Serif"/>
-          <w:sz w:val="24"/>
-          <w:szCs w:val="24"/>
-          <w:lang w:val="en-US"/>
-        </w:rPr>
-        <w:t>1</w:t>
-      </w:r>
-      <w:r>
-        <w:rPr>
-          <w:rFonts w:ascii="Noto Serif SC" w:eastAsia="Noto Serif SC" w:hAnsi="Noto Serif SC" w:cs="Noto Serif"/>
-          <w:sz w:val="24"/>
-          <w:szCs w:val="24"/>
-          <w:lang w:val="en-US"/>
-        </w:rPr>
-        <w:t>中音笙</w:t>
-      </w:r>
-      <w:r>
-        <w:rPr>
-          <w:rFonts w:ascii="Noto Serif SC" w:eastAsia="Noto Serif SC" w:hAnsi="Noto Serif SC" w:cs="Noto Serif"/>
-          <w:sz w:val="24"/>
-          <w:szCs w:val="24"/>
-          <w:lang w:val="en-US"/>
-        </w:rPr>
-        <w:t xml:space="preserve"> </w:t>
-      </w:r>
+      <w:r>
+        <w:rPr>
+          <w:rFonts w:ascii="Noto Serif SC" w:eastAsia="Noto Serif SC" w:hAnsi="Noto Serif SC" w:cs="Noto Serif"/>
+          <w:sz w:val="24"/>
+          <w:szCs w:val="24"/>
+          <w:lang w:val="en-US"/>
+        </w:rPr>
+        <w:t>Yangqin</w:t>
+      </w:r>
+    </w:p>
+    <w:p>
+      <w:pPr>
+        <w:rPr>
+          <w:rFonts w:ascii="Noto Serif SC" w:eastAsia="Noto Serif SC" w:hAnsi="Noto Serif SC" w:cs="Noto Serif"/>
+          <w:sz w:val="24"/>
+          <w:szCs w:val="24"/>
+          <w:lang w:val="en-US"/>
+        </w:rPr>
+      </w:pPr>
       <w:r>
         <w:rPr>
           <w:rFonts w:ascii="Noto Serif SC" w:eastAsia="Noto Serif SC" w:hAnsi="Noto Serif SC" w:cs="Noto Serif"/>
@@ -2865,63 +3397,14 @@
         </w:rPr>
         <w:t xml:space="preserve">1 </w:t>
       </w:r>
-      <w:proofErr w:type="spellStart"/>
-      <w:r>
-        <w:rPr>
-          <w:rFonts w:ascii="Noto Serif SC" w:eastAsia="Noto Serif SC" w:hAnsi="Noto Serif SC" w:cs="Noto Serif"/>
-          <w:sz w:val="24"/>
-          <w:szCs w:val="24"/>
-          <w:lang w:val="en-US"/>
-        </w:rPr>
-        <w:t>Zhongyin</w:t>
-      </w:r>
-      <w:proofErr w:type="spellEnd"/>
-      <w:r>
-        <w:rPr>
-          <w:rFonts w:ascii="Noto Serif SC" w:eastAsia="Noto Serif SC" w:hAnsi="Noto Serif SC" w:cs="Noto Serif"/>
-          <w:sz w:val="24"/>
-          <w:szCs w:val="24"/>
-          <w:lang w:val="en-US"/>
-        </w:rPr>
-        <w:t xml:space="preserve"> Sheng</w:t>
-      </w:r>
-    </w:p>
-    <w:p>
-      <w:pPr>
-        <w:spacing w:after="120"/>
-        <w:rPr>
-          <w:rFonts w:ascii="Noto Serif SC" w:eastAsia="Noto Serif SC" w:hAnsi="Noto Serif SC" w:cs="Noto Serif"/>
-          <w:sz w:val="24"/>
-          <w:szCs w:val="24"/>
-          <w:lang w:val="en-US"/>
-        </w:rPr>
-      </w:pPr>
-      <w:r>
-        <w:rPr>
-          <w:rFonts w:ascii="Noto Serif SC" w:eastAsia="Noto Serif SC" w:hAnsi="Noto Serif SC" w:cs="Noto Serif"/>
-          <w:sz w:val="24"/>
-          <w:szCs w:val="24"/>
-          <w:lang w:val="en-US"/>
-        </w:rPr>
-        <w:t>1</w:t>
-      </w:r>
-      <w:r>
-        <w:rPr>
-          <w:rFonts w:ascii="Noto Serif SC" w:eastAsia="Noto Serif SC" w:hAnsi="Noto Serif SC" w:cs="Noto Serif"/>
-          <w:sz w:val="24"/>
-          <w:szCs w:val="24"/>
-          <w:lang w:val="en-US"/>
-        </w:rPr>
-        <w:t>低音笙</w:t>
-      </w:r>
-      <w:r>
-        <w:rPr>
-          <w:rFonts w:ascii="Noto Serif SC" w:eastAsia="Noto Serif SC" w:hAnsi="Noto Serif SC" w:cs="Noto Serif"/>
-          <w:sz w:val="24"/>
-          <w:szCs w:val="24"/>
-          <w:lang w:val="en-US"/>
-        </w:rPr>
-        <w:t xml:space="preserve"> </w:t>
+      <w:r>
+        <w:rPr>
+          <w:rFonts w:ascii="Noto Serif SC" w:eastAsia="Noto Serif SC" w:hAnsi="Noto Serif SC" w:cs="Noto Serif"/>
+          <w:sz w:val="24"/>
+          <w:szCs w:val="24"/>
+          <w:lang w:val="en-US"/>
+        </w:rPr>
+        <w:t xml:space="preserve">柳琴 </w:t>
       </w:r>
       <w:r>
         <w:rPr>
@@ -2939,216 +3422,17 @@
           <w:szCs w:val="24"/>
           <w:lang w:val="en-US"/>
         </w:rPr>
-        <w:t>Diyin Sheng</w:t>
-      </w:r>
-    </w:p>
-    <w:p>
-      <w:pPr>
-        <w:rPr>
-          <w:rFonts w:ascii="Noto Serif SC" w:eastAsia="Noto Serif SC" w:hAnsi="Noto Serif SC" w:cs="Noto Serif"/>
-          <w:sz w:val="24"/>
-          <w:szCs w:val="24"/>
-          <w:lang w:val="en-US"/>
-        </w:rPr>
-      </w:pPr>
-      <w:r>
-        <w:rPr>
-          <w:rFonts w:ascii="Noto Serif SC" w:eastAsia="Noto Serif SC" w:hAnsi="Noto Serif SC" w:cs="Noto Serif"/>
-          <w:sz w:val="24"/>
-          <w:szCs w:val="24"/>
-          <w:lang w:val="en-US"/>
-        </w:rPr>
-        <w:t>1</w:t>
-      </w:r>
-      <w:r>
-        <w:rPr>
-          <w:rFonts w:ascii="Noto Serif SC" w:eastAsia="Noto Serif SC" w:hAnsi="Noto Serif SC" w:cs="Noto Serif"/>
-          <w:sz w:val="24"/>
-          <w:szCs w:val="24"/>
-          <w:lang w:val="en-US"/>
-        </w:rPr>
-        <w:t xml:space="preserve"> </w:t>
-      </w:r>
-      <w:r>
-        <w:rPr>
-          <w:rFonts w:ascii="Noto Serif SC" w:eastAsia="Noto Serif SC" w:hAnsi="Noto Serif SC" w:cs="Noto Serif"/>
-          <w:sz w:val="24"/>
-          <w:szCs w:val="24"/>
-          <w:lang w:val="en-US"/>
-        </w:rPr>
-        <w:t>高音</w:t>
-      </w:r>
-      <w:r>
-        <w:rPr>
-          <w:rFonts w:ascii="Noto Serif SC" w:eastAsia="Noto Serif SC" w:hAnsi="Noto Serif SC" w:cs="Microsoft YaHei" w:hint="eastAsia"/>
-          <w:sz w:val="24"/>
-          <w:szCs w:val="24"/>
-          <w:lang w:val="en-US"/>
-        </w:rPr>
-        <w:t>唢呐</w:t>
-      </w:r>
-      <w:r>
-        <w:rPr>
-          <w:rFonts w:ascii="Noto Serif SC" w:eastAsia="Noto Serif SC" w:hAnsi="Noto Serif SC" w:cs="Noto Serif"/>
-          <w:sz w:val="24"/>
-          <w:szCs w:val="24"/>
-          <w:lang w:val="en-US"/>
-        </w:rPr>
-        <w:t xml:space="preserve"> </w:t>
-      </w:r>
-      <w:r>
-        <w:rPr>
-          <w:rFonts w:ascii="Noto Serif SC" w:eastAsia="Noto Serif SC" w:hAnsi="Noto Serif SC" w:cs="Noto Serif"/>
-          <w:sz w:val="24"/>
-          <w:szCs w:val="24"/>
-          <w:lang w:val="en-US"/>
-        </w:rPr>
-        <w:t>1</w:t>
-      </w:r>
-      <w:r>
-        <w:rPr>
-          <w:rFonts w:ascii="Noto Serif SC" w:eastAsia="Noto Serif SC" w:hAnsi="Noto Serif SC" w:cs="Noto Serif"/>
-          <w:sz w:val="24"/>
-          <w:szCs w:val="24"/>
-          <w:lang w:val="en-US"/>
-        </w:rPr>
-        <w:t xml:space="preserve"> </w:t>
-      </w:r>
-      <w:proofErr w:type="spellStart"/>
-      <w:r>
-        <w:rPr>
-          <w:rFonts w:ascii="Noto Serif SC" w:eastAsia="Noto Serif SC" w:hAnsi="Noto Serif SC" w:cs="Noto Serif"/>
-          <w:sz w:val="24"/>
-          <w:szCs w:val="24"/>
-          <w:lang w:val="en-US"/>
-        </w:rPr>
-        <w:t>Gaoyin</w:t>
-      </w:r>
-      <w:proofErr w:type="spellEnd"/>
-      <w:r>
-        <w:rPr>
-          <w:rFonts w:ascii="Noto Serif SC" w:eastAsia="Noto Serif SC" w:hAnsi="Noto Serif SC" w:cs="Noto Serif"/>
-          <w:sz w:val="24"/>
-          <w:szCs w:val="24"/>
-          <w:lang w:val="en-US"/>
-        </w:rPr>
-        <w:t xml:space="preserve"> </w:t>
-      </w:r>
-      <w:proofErr w:type="spellStart"/>
-      <w:r>
-        <w:rPr>
-          <w:rFonts w:ascii="Noto Serif SC" w:eastAsia="Noto Serif SC" w:hAnsi="Noto Serif SC" w:cs="Noto Serif"/>
-          <w:sz w:val="24"/>
-          <w:szCs w:val="24"/>
-          <w:lang w:val="en-US"/>
-        </w:rPr>
-        <w:t>Suona</w:t>
-      </w:r>
-      <w:proofErr w:type="spellEnd"/>
-    </w:p>
-    <w:p>
-      <w:pPr>
-        <w:rPr>
-          <w:rFonts w:ascii="Noto Serif SC" w:eastAsia="Noto Serif SC" w:hAnsi="Noto Serif SC" w:cs="Noto Serif"/>
-          <w:sz w:val="24"/>
-          <w:szCs w:val="24"/>
-          <w:lang w:val="en-US"/>
-        </w:rPr>
-      </w:pPr>
-      <w:r>
-        <w:rPr>
-          <w:rFonts w:ascii="Noto Serif SC" w:eastAsia="Noto Serif SC" w:hAnsi="Noto Serif SC" w:cs="Noto Serif"/>
-          <w:sz w:val="24"/>
-          <w:szCs w:val="24"/>
-          <w:lang w:val="en-GB"/>
-        </w:rPr>
-        <w:t>2</w:t>
-      </w:r>
-      <w:r>
-        <w:rPr>
-          <w:rFonts w:ascii="Noto Serif SC" w:eastAsia="Noto Serif SC" w:hAnsi="Noto Serif SC" w:cs="Noto Serif"/>
-          <w:sz w:val="24"/>
-          <w:szCs w:val="24"/>
-          <w:lang w:val="en-GB"/>
-        </w:rPr>
-        <w:t xml:space="preserve"> </w:t>
-      </w:r>
-      <w:r>
-        <w:rPr>
-          <w:rFonts w:ascii="Noto Serif SC" w:eastAsia="Noto Serif SC" w:hAnsi="Noto Serif SC" w:cs="Noto Serif"/>
-          <w:sz w:val="24"/>
-          <w:szCs w:val="24"/>
-          <w:lang w:val="en-US"/>
-        </w:rPr>
-        <w:t>中音</w:t>
-      </w:r>
-      <w:r>
-        <w:rPr>
-          <w:rFonts w:ascii="Noto Serif SC" w:eastAsia="Noto Serif SC" w:hAnsi="Noto Serif SC" w:cs="Microsoft YaHei" w:hint="eastAsia"/>
-          <w:sz w:val="24"/>
-          <w:szCs w:val="24"/>
-          <w:lang w:val="en-US"/>
-        </w:rPr>
-        <w:t>唢呐</w:t>
-      </w:r>
-      <w:r>
-        <w:rPr>
-          <w:rFonts w:ascii="Noto Serif SC" w:eastAsia="Noto Serif SC" w:hAnsi="Noto Serif SC" w:cs="Noto Serif"/>
-          <w:sz w:val="24"/>
-          <w:szCs w:val="24"/>
-          <w:lang w:val="en-US"/>
-        </w:rPr>
-        <w:t xml:space="preserve"> </w:t>
-      </w:r>
-      <w:r>
-        <w:rPr>
-          <w:rFonts w:ascii="Noto Serif SC" w:eastAsia="Noto Serif SC" w:hAnsi="Noto Serif SC" w:cs="Noto Serif"/>
-          <w:sz w:val="24"/>
-          <w:szCs w:val="24"/>
-          <w:lang w:val="en-US"/>
-        </w:rPr>
-        <w:t>2</w:t>
-      </w:r>
-      <w:r>
-        <w:rPr>
-          <w:rFonts w:ascii="Noto Serif SC" w:eastAsia="Noto Serif SC" w:hAnsi="Noto Serif SC" w:cs="Noto Serif"/>
-          <w:sz w:val="24"/>
-          <w:szCs w:val="24"/>
-          <w:lang w:val="en-US"/>
-        </w:rPr>
-        <w:t xml:space="preserve"> </w:t>
-      </w:r>
-      <w:proofErr w:type="spellStart"/>
-      <w:r>
-        <w:rPr>
-          <w:rFonts w:ascii="Noto Serif SC" w:eastAsia="Noto Serif SC" w:hAnsi="Noto Serif SC" w:cs="Noto Serif"/>
-          <w:sz w:val="24"/>
-          <w:szCs w:val="24"/>
-          <w:lang w:val="en-US"/>
-        </w:rPr>
-        <w:t>Zhongyin</w:t>
-      </w:r>
-      <w:proofErr w:type="spellEnd"/>
-      <w:r>
-        <w:rPr>
-          <w:rFonts w:ascii="Noto Serif SC" w:eastAsia="Noto Serif SC" w:hAnsi="Noto Serif SC" w:cs="Noto Serif"/>
-          <w:sz w:val="24"/>
-          <w:szCs w:val="24"/>
-          <w:lang w:val="en-US"/>
-        </w:rPr>
-        <w:t xml:space="preserve"> </w:t>
-      </w:r>
-      <w:proofErr w:type="spellStart"/>
-      <w:r>
-        <w:rPr>
-          <w:rFonts w:ascii="Noto Serif SC" w:eastAsia="Noto Serif SC" w:hAnsi="Noto Serif SC" w:cs="Noto Serif"/>
-          <w:sz w:val="24"/>
-          <w:szCs w:val="24"/>
-          <w:lang w:val="en-US"/>
-        </w:rPr>
-        <w:t>Suona</w:t>
-      </w:r>
-      <w:proofErr w:type="spellEnd"/>
+        <w:t>Liuqi</w:t>
+      </w:r>
+      <w:r>
+        <w:rPr>
+          <w:rFonts w:ascii="Noto Serif SC" w:eastAsia="Noto Serif SC" w:hAnsi="Noto Serif SC" w:cs="Noto Serif"/>
+          <w:sz w:val="24"/>
+          <w:szCs w:val="24"/>
+          <w:lang w:val="en-US"/>
+        </w:rPr>
+        <w:t>n</w:t>
+      </w:r>
     </w:p>
     <w:p>
       <w:pPr>
@@ -3175,7 +3459,7 @@
           <w:szCs w:val="24"/>
           <w:lang w:val="en-US"/>
         </w:rPr>
-        <w:t xml:space="preserve">高音管 </w:t>
+        <w:t xml:space="preserve">琵琶 </w:t>
       </w:r>
       <w:r>
         <w:rPr>
@@ -3186,111 +3470,25 @@
         </w:rPr>
         <w:t xml:space="preserve">1 </w:t>
       </w:r>
-      <w:proofErr w:type="spellStart"/>
-      <w:r>
-        <w:rPr>
-          <w:rFonts w:ascii="Noto Serif SC" w:eastAsia="Noto Serif SC" w:hAnsi="Noto Serif SC" w:cs="Noto Serif"/>
-          <w:sz w:val="24"/>
-          <w:szCs w:val="24"/>
-          <w:lang w:val="en-US"/>
-        </w:rPr>
-        <w:t>Gaoyin</w:t>
-      </w:r>
-      <w:proofErr w:type="spellEnd"/>
-      <w:r>
-        <w:rPr>
-          <w:rFonts w:ascii="Noto Serif SC" w:eastAsia="Noto Serif SC" w:hAnsi="Noto Serif SC" w:cs="Noto Serif"/>
-          <w:sz w:val="24"/>
-          <w:szCs w:val="24"/>
-          <w:lang w:val="en-US"/>
-        </w:rPr>
-        <w:t xml:space="preserve"> Guan</w:t>
-      </w:r>
-    </w:p>
-    <w:p>
-      <w:pPr>
-        <w:rPr>
-          <w:rFonts w:ascii="Noto Serif SC" w:eastAsia="Noto Serif SC" w:hAnsi="Noto Serif SC" w:cs="Noto Serif"/>
-          <w:sz w:val="24"/>
-          <w:szCs w:val="24"/>
-          <w:lang w:val="en-US"/>
-        </w:rPr>
-      </w:pPr>
-      <w:r>
-        <w:rPr>
-          <w:rFonts w:ascii="Noto Serif SC" w:eastAsia="Noto Serif SC" w:hAnsi="Noto Serif SC" w:cs="Noto Serif"/>
-          <w:sz w:val="24"/>
-          <w:szCs w:val="24"/>
-          <w:lang w:val="en-US"/>
-        </w:rPr>
-        <w:t>2</w:t>
-      </w:r>
-      <w:r>
-        <w:rPr>
-          <w:rFonts w:ascii="Noto Serif SC" w:eastAsia="Noto Serif SC" w:hAnsi="Noto Serif SC" w:cs="Noto Serif"/>
-          <w:sz w:val="24"/>
-          <w:szCs w:val="24"/>
-          <w:lang w:val="en-US"/>
-        </w:rPr>
-        <w:t xml:space="preserve">低音管 </w:t>
-      </w:r>
-      <w:r>
-        <w:rPr>
-          <w:rFonts w:ascii="Noto Serif SC" w:eastAsia="Noto Serif SC" w:hAnsi="Noto Serif SC" w:cs="Noto Serif"/>
-          <w:sz w:val="24"/>
-          <w:szCs w:val="24"/>
-          <w:lang w:val="en-US"/>
-        </w:rPr>
-        <w:t xml:space="preserve">2 </w:t>
-      </w:r>
-      <w:proofErr w:type="spellStart"/>
-      <w:r>
-        <w:rPr>
-          <w:rFonts w:ascii="Noto Serif SC" w:eastAsia="Noto Serif SC" w:hAnsi="Noto Serif SC" w:cs="Noto Serif"/>
-          <w:sz w:val="24"/>
-          <w:szCs w:val="24"/>
-          <w:lang w:val="en-US"/>
-        </w:rPr>
-        <w:t>Diyin</w:t>
-      </w:r>
-      <w:proofErr w:type="spellEnd"/>
-      <w:r>
-        <w:rPr>
-          <w:rFonts w:ascii="Noto Serif SC" w:eastAsia="Noto Serif SC" w:hAnsi="Noto Serif SC" w:cs="Noto Serif"/>
-          <w:sz w:val="24"/>
-          <w:szCs w:val="24"/>
-          <w:lang w:val="en-US"/>
-        </w:rPr>
-        <w:t xml:space="preserve"> Guan</w:t>
-      </w:r>
-    </w:p>
-    <w:p>
-      <w:pPr>
-        <w:rPr>
-          <w:rFonts w:ascii="Noto Serif SC" w:eastAsia="Noto Serif SC" w:hAnsi="Noto Serif SC" w:cs="Noto Serif"/>
-          <w:sz w:val="24"/>
-          <w:szCs w:val="24"/>
-          <w:lang w:val="en-US"/>
-        </w:rPr>
-      </w:pPr>
-      <w:r>
-        <w:rPr>
-          <w:rFonts w:ascii="Noto Serif SC" w:eastAsia="Noto Serif SC" w:hAnsi="Noto Serif SC" w:cs="Noto Serif"/>
-          <w:sz w:val="24"/>
-          <w:szCs w:val="24"/>
-          <w:lang w:val="en-US"/>
-        </w:rPr>
-        <w:t>1</w:t>
-      </w:r>
-      <w:r>
-        <w:rPr>
-          <w:rFonts w:ascii="Noto Serif SC" w:eastAsia="Noto Serif SC" w:hAnsi="Noto Serif SC" w:cs="Noto Serif"/>
-          <w:sz w:val="24"/>
-          <w:szCs w:val="24"/>
-          <w:lang w:val="en-US"/>
-        </w:rPr>
-        <w:t xml:space="preserve">倍低音管 </w:t>
-      </w:r>
+      <w:r>
+        <w:rPr>
+          <w:rFonts w:ascii="Noto Serif SC" w:eastAsia="Noto Serif SC" w:hAnsi="Noto Serif SC" w:cs="Noto Serif"/>
+          <w:sz w:val="24"/>
+          <w:szCs w:val="24"/>
+          <w:lang w:val="en-US"/>
+        </w:rPr>
+        <w:t>Pipa</w:t>
+      </w:r>
+    </w:p>
+    <w:p>
+      <w:pPr>
+        <w:rPr>
+          <w:rFonts w:ascii="Noto Serif SC" w:eastAsia="Noto Serif SC" w:hAnsi="Noto Serif SC" w:cs="Noto Serif"/>
+          <w:sz w:val="24"/>
+          <w:szCs w:val="24"/>
+          <w:lang w:val="en-US"/>
+        </w:rPr>
+      </w:pPr>
       <w:r>
         <w:rPr>
           <w:rFonts w:ascii="Noto Serif SC" w:eastAsia="Noto Serif SC" w:hAnsi="Noto Serif SC" w:cs="Noto Serif"/>
@@ -3300,128 +3498,15 @@
         </w:rPr>
         <w:t xml:space="preserve">1 </w:t>
       </w:r>
-      <w:proofErr w:type="spellStart"/>
-      <w:r>
-        <w:rPr>
-          <w:rFonts w:ascii="Noto Serif SC" w:eastAsia="Noto Serif SC" w:hAnsi="Noto Serif SC" w:cs="Noto Serif"/>
-          <w:sz w:val="24"/>
-          <w:szCs w:val="24"/>
-          <w:lang w:val="en-US"/>
-        </w:rPr>
-        <w:t>Bei</w:t>
-      </w:r>
-      <w:r>
-        <w:rPr>
-          <w:rFonts w:ascii="Noto Serif SC" w:eastAsia="Noto Serif SC" w:hAnsi="Noto Serif SC" w:cs="Noto Serif"/>
-          <w:sz w:val="24"/>
-          <w:szCs w:val="24"/>
-          <w:lang w:val="en-US"/>
-        </w:rPr>
-        <w:t>d</w:t>
-      </w:r>
-      <w:r>
-        <w:rPr>
-          <w:rFonts w:ascii="Noto Serif SC" w:eastAsia="Noto Serif SC" w:hAnsi="Noto Serif SC" w:cs="Noto Serif"/>
-          <w:sz w:val="24"/>
-          <w:szCs w:val="24"/>
-          <w:lang w:val="en-US"/>
-        </w:rPr>
-        <w:t>iyin</w:t>
-      </w:r>
-      <w:proofErr w:type="spellEnd"/>
-      <w:r>
-        <w:rPr>
-          <w:rFonts w:ascii="Noto Serif SC" w:eastAsia="Noto Serif SC" w:hAnsi="Noto Serif SC" w:cs="Noto Serif"/>
-          <w:sz w:val="24"/>
-          <w:szCs w:val="24"/>
-          <w:lang w:val="en-US"/>
-        </w:rPr>
-        <w:t xml:space="preserve"> Guan</w:t>
-      </w:r>
-    </w:p>
-    <w:p>
-      <w:pPr>
-        <w:rPr>
-          <w:rFonts w:ascii="Noto Serif SC" w:eastAsia="Noto Serif SC" w:hAnsi="Noto Serif SC" w:cs="Noto Serif"/>
-          <w:sz w:val="24"/>
-          <w:szCs w:val="24"/>
-          <w:lang w:val="en-US"/>
-        </w:rPr>
-      </w:pPr>
-    </w:p>
-    <w:p>
-      <w:pPr>
-        <w:rPr>
-          <w:rFonts w:ascii="Noto Serif SC" w:eastAsia="Noto Serif SC" w:hAnsi="Noto Serif SC" w:cs="Noto Serif"/>
-          <w:sz w:val="24"/>
-          <w:szCs w:val="24"/>
-          <w:lang w:val="en-US"/>
-        </w:rPr>
-      </w:pPr>
-      <w:r>
-        <w:rPr>
-          <w:rFonts w:ascii="Noto Serif SC" w:eastAsia="Noto Serif SC" w:hAnsi="Noto Serif SC" w:cs="Microsoft YaHei"/>
-          <w:sz w:val="24"/>
-          <w:szCs w:val="24"/>
-          <w:lang w:val="en-US"/>
-        </w:rPr>
-        <w:t xml:space="preserve">2 </w:t>
-      </w:r>
-      <w:r>
-        <w:rPr>
-          <w:rFonts w:ascii="Noto Serif SC" w:eastAsia="Noto Serif SC" w:hAnsi="Noto Serif SC" w:cs="Microsoft YaHei" w:hint="eastAsia"/>
-          <w:sz w:val="24"/>
-          <w:szCs w:val="24"/>
-          <w:lang w:val="en-US"/>
-        </w:rPr>
-        <w:t>扬</w:t>
-      </w:r>
-      <w:r>
-        <w:rPr>
-          <w:rFonts w:ascii="Noto Serif SC" w:eastAsia="Noto Serif SC" w:hAnsi="Noto Serif SC" w:cs="Yu Gothic" w:hint="eastAsia"/>
-          <w:sz w:val="24"/>
-          <w:szCs w:val="24"/>
-          <w:lang w:val="en-US"/>
-        </w:rPr>
-        <w:t>琴</w:t>
-      </w:r>
-      <w:r>
-        <w:rPr>
-          <w:rFonts w:ascii="Noto Serif SC" w:eastAsia="Noto Serif SC" w:hAnsi="Noto Serif SC" w:cs="Noto Serif"/>
-          <w:sz w:val="24"/>
-          <w:szCs w:val="24"/>
-          <w:lang w:val="en-US"/>
-        </w:rPr>
-        <w:t xml:space="preserve"> </w:t>
-      </w:r>
-      <w:r>
-        <w:rPr>
-          <w:rFonts w:ascii="Noto Serif SC" w:eastAsia="Noto Serif SC" w:hAnsi="Noto Serif SC" w:cs="Noto Serif"/>
-          <w:sz w:val="24"/>
-          <w:szCs w:val="24"/>
-          <w:lang w:val="en-US"/>
-        </w:rPr>
-        <w:t xml:space="preserve">2 </w:t>
-      </w:r>
-      <w:r>
-        <w:rPr>
-          <w:rFonts w:ascii="Noto Serif SC" w:eastAsia="Noto Serif SC" w:hAnsi="Noto Serif SC" w:cs="Noto Serif"/>
-          <w:sz w:val="24"/>
-          <w:szCs w:val="24"/>
-          <w:lang w:val="en-US"/>
-        </w:rPr>
-        <w:t>Yangqin</w:t>
-      </w:r>
-    </w:p>
-    <w:p>
-      <w:pPr>
-        <w:rPr>
-          <w:rFonts w:ascii="Noto Serif SC" w:eastAsia="Noto Serif SC" w:hAnsi="Noto Serif SC" w:cs="Noto Serif"/>
-          <w:sz w:val="24"/>
-          <w:szCs w:val="24"/>
-          <w:lang w:val="en-US"/>
-        </w:rPr>
-      </w:pPr>
+      <w:r>
+        <w:rPr>
+          <w:rFonts w:ascii="Noto Serif SC" w:eastAsia="Noto Serif SC" w:hAnsi="Noto Serif SC" w:cs="Noto Serif"/>
+          <w:sz w:val="24"/>
+          <w:szCs w:val="24"/>
+          <w:lang w:val="en-US"/>
+        </w:rPr>
+        <w:t xml:space="preserve">中阮 </w:t>
+      </w:r>
       <w:r>
         <w:rPr>
           <w:rFonts w:ascii="Noto Serif SC" w:eastAsia="Noto Serif SC" w:hAnsi="Noto Serif SC" w:cs="Noto Serif"/>
@@ -3438,133 +3523,11 @@
           <w:szCs w:val="24"/>
           <w:lang w:val="en-US"/>
         </w:rPr>
-        <w:t xml:space="preserve">柳琴 </w:t>
-      </w:r>
-      <w:r>
-        <w:rPr>
-          <w:rFonts w:ascii="Noto Serif SC" w:eastAsia="Noto Serif SC" w:hAnsi="Noto Serif SC" w:cs="Noto Serif"/>
-          <w:sz w:val="24"/>
-          <w:szCs w:val="24"/>
-          <w:lang w:val="en-US"/>
-        </w:rPr>
-        <w:t xml:space="preserve">1 </w:t>
-      </w:r>
-      <w:proofErr w:type="spellStart"/>
-      <w:r>
-        <w:rPr>
-          <w:rFonts w:ascii="Noto Serif SC" w:eastAsia="Noto Serif SC" w:hAnsi="Noto Serif SC" w:cs="Noto Serif"/>
-          <w:sz w:val="24"/>
-          <w:szCs w:val="24"/>
-          <w:lang w:val="en-US"/>
-        </w:rPr>
-        <w:t>Liuqi</w:t>
-      </w:r>
-      <w:r>
-        <w:rPr>
-          <w:rFonts w:ascii="Noto Serif SC" w:eastAsia="Noto Serif SC" w:hAnsi="Noto Serif SC" w:cs="Noto Serif"/>
-          <w:sz w:val="24"/>
-          <w:szCs w:val="24"/>
-          <w:lang w:val="en-US"/>
-        </w:rPr>
-        <w:t>n</w:t>
-      </w:r>
-      <w:proofErr w:type="spellEnd"/>
-    </w:p>
-    <w:p>
-      <w:pPr>
-        <w:rPr>
-          <w:rFonts w:ascii="Noto Serif SC" w:eastAsia="Noto Serif SC" w:hAnsi="Noto Serif SC" w:cs="Noto Serif"/>
-          <w:sz w:val="24"/>
-          <w:szCs w:val="24"/>
-          <w:lang w:val="en-US"/>
-        </w:rPr>
-      </w:pPr>
-      <w:r>
-        <w:rPr>
-          <w:rFonts w:ascii="Noto Serif SC" w:eastAsia="Noto Serif SC" w:hAnsi="Noto Serif SC" w:cs="Noto Serif"/>
-          <w:sz w:val="24"/>
-          <w:szCs w:val="24"/>
-          <w:lang w:val="en-US"/>
-        </w:rPr>
-        <w:t xml:space="preserve">1 </w:t>
-      </w:r>
-      <w:r>
-        <w:rPr>
-          <w:rFonts w:ascii="Noto Serif SC" w:eastAsia="Noto Serif SC" w:hAnsi="Noto Serif SC" w:cs="Noto Serif"/>
-          <w:sz w:val="24"/>
-          <w:szCs w:val="24"/>
-          <w:lang w:val="en-US"/>
-        </w:rPr>
-        <w:t xml:space="preserve">琵琶 </w:t>
-      </w:r>
-      <w:r>
-        <w:rPr>
-          <w:rFonts w:ascii="Noto Serif SC" w:eastAsia="Noto Serif SC" w:hAnsi="Noto Serif SC" w:cs="Noto Serif"/>
-          <w:sz w:val="24"/>
-          <w:szCs w:val="24"/>
-          <w:lang w:val="en-US"/>
-        </w:rPr>
-        <w:t xml:space="preserve">1 </w:t>
-      </w:r>
-      <w:r>
-        <w:rPr>
-          <w:rFonts w:ascii="Noto Serif SC" w:eastAsia="Noto Serif SC" w:hAnsi="Noto Serif SC" w:cs="Noto Serif"/>
-          <w:sz w:val="24"/>
-          <w:szCs w:val="24"/>
-          <w:lang w:val="en-US"/>
-        </w:rPr>
-        <w:t>Pipa</w:t>
-      </w:r>
-    </w:p>
-    <w:p>
-      <w:pPr>
-        <w:rPr>
-          <w:rFonts w:ascii="Noto Serif SC" w:eastAsia="Noto Serif SC" w:hAnsi="Noto Serif SC" w:cs="Noto Serif"/>
-          <w:sz w:val="24"/>
-          <w:szCs w:val="24"/>
-          <w:lang w:val="en-US"/>
-        </w:rPr>
-      </w:pPr>
-      <w:r>
-        <w:rPr>
-          <w:rFonts w:ascii="Noto Serif SC" w:eastAsia="Noto Serif SC" w:hAnsi="Noto Serif SC" w:cs="Noto Serif"/>
-          <w:sz w:val="24"/>
-          <w:szCs w:val="24"/>
-          <w:lang w:val="en-US"/>
-        </w:rPr>
-        <w:t xml:space="preserve">1 </w:t>
-      </w:r>
-      <w:r>
-        <w:rPr>
-          <w:rFonts w:ascii="Noto Serif SC" w:eastAsia="Noto Serif SC" w:hAnsi="Noto Serif SC" w:cs="Noto Serif"/>
-          <w:sz w:val="24"/>
-          <w:szCs w:val="24"/>
-          <w:lang w:val="en-US"/>
-        </w:rPr>
-        <w:t xml:space="preserve">中阮 </w:t>
-      </w:r>
-      <w:r>
-        <w:rPr>
-          <w:rFonts w:ascii="Noto Serif SC" w:eastAsia="Noto Serif SC" w:hAnsi="Noto Serif SC" w:cs="Noto Serif"/>
-          <w:sz w:val="24"/>
-          <w:szCs w:val="24"/>
-          <w:lang w:val="en-US"/>
-        </w:rPr>
-        <w:t xml:space="preserve">1 </w:t>
-      </w:r>
-      <w:r>
-        <w:rPr>
-          <w:rFonts w:ascii="Noto Serif SC" w:eastAsia="Noto Serif SC" w:hAnsi="Noto Serif SC" w:cs="Noto Serif"/>
-          <w:sz w:val="24"/>
-          <w:szCs w:val="24"/>
-          <w:lang w:val="en-US"/>
-        </w:rPr>
         <w:t>Zhongruan</w:t>
       </w:r>
     </w:p>
     <w:p>
       <w:pPr>
-        <w:spacing w:after="120"/>
         <w:rPr>
           <w:rFonts w:ascii="Noto Serif SC" w:eastAsia="Noto Serif SC" w:hAnsi="Noto Serif SC" w:cs="Noto Serif"/>
           <w:sz w:val="24"/>
@@ -4076,9 +4039,8 @@
         </w:rPr>
         <w:sectPr>
           <w:pgSz w:w="16840" w:h="23820"/>
-          <w:pgMar w:top="1440" w:right="1800" w:bottom="1440" w:left="1800" w:header="708" w:footer="1417" w:gutter="0"/>
+          <w:pgMar w:top="1418" w:right="1418" w:bottom="1418" w:left="1588" w:header="709" w:footer="1412" w:gutter="0"/>
           <w:cols w:space="708"/>
-          <w:titlePg/>
           <w:docGrid w:linePitch="360"/>
         </w:sectPr>
       </w:pPr>
@@ -4107,9 +4069,8 @@
     </w:p>
     <w:sectPr>
       <w:pgSz w:w="16840" w:h="23820"/>
-      <w:pgMar w:top="1440" w:right="1800" w:bottom="1440" w:left="1800" w:header="708" w:footer="1417" w:gutter="0"/>
+      <w:pgMar w:top="1418" w:right="1418" w:bottom="1418" w:left="1588" w:header="709" w:footer="1412" w:gutter="0"/>
       <w:cols w:space="708"/>
-      <w:titlePg/>
       <w:docGrid w:linePitch="360"/>
     </w:sectPr>
   </w:body>
@@ -4142,62 +4103,6 @@
       <w:pStyle w:val="Footer"/>
       <w:jc w:val="center"/>
     </w:pPr>
-    <w:r>
-      <w:rPr>
-        <w:rFonts w:ascii="STKaiti" w:eastAsia="STKaiti" w:cs="STKaiti" w:hint="eastAsia"/>
-        <w:noProof/>
-        <w:sz w:val="144"/>
-        <w:szCs w:val="72"/>
-      </w:rPr>
-      <w:drawing>
-        <wp:inline distT="0" distB="0" distL="0" distR="0" wp14:anchorId="78C64FA9" wp14:editId="28637CE4">
-          <wp:extent cx="1947886" cy="2372348"/>
-          <wp:effectExtent l="0" t="0" r="0" b="3175"/>
-          <wp:docPr id="673708336" name="Picture 673708336"/>
-          <wp:cNvGraphicFramePr>
-            <a:graphicFrameLocks xmlns:a="http://schemas.openxmlformats.org/drawingml/2006/main" noChangeAspect="1"/>
-          </wp:cNvGraphicFramePr>
-          <a:graphic xmlns:a="http://schemas.openxmlformats.org/drawingml/2006/main">
-            <a:graphicData uri="http://schemas.openxmlformats.org/drawingml/2006/picture">
-              <pic:pic xmlns:pic="http://schemas.openxmlformats.org/drawingml/2006/picture">
-                <pic:nvPicPr>
-                  <pic:cNvPr id="0" name="Picture 1"/>
-                  <pic:cNvPicPr>
-                    <a:picLocks noChangeAspect="1" noChangeArrowheads="1"/>
-                  </pic:cNvPicPr>
-                </pic:nvPicPr>
-                <pic:blipFill>
-                  <a:blip r:embed="rId1">
-                    <a:extLst>
-                      <a:ext uri="{28A0092B-C50C-407E-A947-70E740481C1C}">
-                        <a14:useLocalDpi xmlns:a14="http://schemas.microsoft.com/office/drawing/2010/main" val="0"/>
-                      </a:ext>
-                    </a:extLst>
-                  </a:blip>
-                  <a:srcRect/>
-                  <a:stretch>
-                    <a:fillRect/>
-                  </a:stretch>
-                </pic:blipFill>
-                <pic:spPr bwMode="auto">
-                  <a:xfrm>
-                    <a:off x="0" y="0"/>
-                    <a:ext cx="1986581" cy="2419475"/>
-                  </a:xfrm>
-                  <a:prstGeom prst="rect">
-                    <a:avLst/>
-                  </a:prstGeom>
-                  <a:noFill/>
-                  <a:ln>
-                    <a:noFill/>
-                  </a:ln>
-                </pic:spPr>
-              </pic:pic>
-            </a:graphicData>
-          </a:graphic>
-        </wp:inline>
-      </w:drawing>
-    </w:r>
   </w:p>
 </w:ftr>
 </file>
